--- a/Java New Features 11, 15, 17 and 21.docx
+++ b/Java New Features 11, 15, 17 and 21.docx
@@ -77,12 +77,17 @@
         </w:numPr>
       </w:pPr>
       <w:proofErr w:type="spellStart"/>
+      <w:proofErr w:type="gramStart"/>
       <w:r>
         <w:t>isBlank</w:t>
       </w:r>
       <w:proofErr w:type="spellEnd"/>
       <w:r>
-        <w:t xml:space="preserve">() </w:t>
+        <w:t>(</w:t>
+      </w:r>
+      <w:proofErr w:type="gramEnd"/>
+      <w:r>
+        <w:t xml:space="preserve">) </w:t>
       </w:r>
     </w:p>
     <w:p>
@@ -92,8 +97,13 @@
           <w:numId w:val="1"/>
         </w:numPr>
       </w:pPr>
-      <w:r>
-        <w:t xml:space="preserve">lines() </w:t>
+      <w:proofErr w:type="gramStart"/>
+      <w:r>
+        <w:t>lines(</w:t>
+      </w:r>
+      <w:proofErr w:type="gramEnd"/>
+      <w:r>
+        <w:t xml:space="preserve">) </w:t>
       </w:r>
     </w:p>
     <w:p>
@@ -103,8 +113,13 @@
           <w:numId w:val="1"/>
         </w:numPr>
       </w:pPr>
-      <w:r>
-        <w:t xml:space="preserve">repeat() </w:t>
+      <w:proofErr w:type="gramStart"/>
+      <w:r>
+        <w:t>repeat(</w:t>
+      </w:r>
+      <w:proofErr w:type="gramEnd"/>
+      <w:r>
+        <w:t xml:space="preserve">) </w:t>
       </w:r>
     </w:p>
     <w:p>
@@ -114,8 +129,13 @@
           <w:numId w:val="1"/>
         </w:numPr>
       </w:pPr>
-      <w:r>
-        <w:t xml:space="preserve">strip() </w:t>
+      <w:proofErr w:type="gramStart"/>
+      <w:r>
+        <w:t>strip(</w:t>
+      </w:r>
+      <w:proofErr w:type="gramEnd"/>
+      <w:r>
+        <w:t xml:space="preserve">) </w:t>
       </w:r>
     </w:p>
     <w:p>
@@ -126,12 +146,17 @@
         </w:numPr>
       </w:pPr>
       <w:proofErr w:type="spellStart"/>
+      <w:proofErr w:type="gramStart"/>
       <w:r>
         <w:t>stripLeading</w:t>
       </w:r>
       <w:proofErr w:type="spellEnd"/>
       <w:r>
-        <w:t xml:space="preserve">() </w:t>
+        <w:t>(</w:t>
+      </w:r>
+      <w:proofErr w:type="gramEnd"/>
+      <w:r>
+        <w:t xml:space="preserve">) </w:t>
       </w:r>
     </w:p>
     <w:p>
@@ -142,12 +167,17 @@
         </w:numPr>
       </w:pPr>
       <w:proofErr w:type="spellStart"/>
+      <w:proofErr w:type="gramStart"/>
       <w:r>
         <w:t>stripTrailing</w:t>
       </w:r>
       <w:proofErr w:type="spellEnd"/>
       <w:r>
-        <w:t xml:space="preserve">() </w:t>
+        <w:t>(</w:t>
+      </w:r>
+      <w:proofErr w:type="gramEnd"/>
+      <w:r>
+        <w:t xml:space="preserve">) </w:t>
       </w:r>
     </w:p>
     <w:p>
@@ -165,6 +195,7 @@
         </w:rPr>
       </w:pPr>
       <w:proofErr w:type="spellStart"/>
+      <w:proofErr w:type="gramStart"/>
       <w:r>
         <w:rPr>
           <w:b/>
@@ -178,7 +209,15 @@
           <w:b/>
           <w:bCs/>
         </w:rPr>
-        <w:t>()</w:t>
+        <w:t>(</w:t>
+      </w:r>
+      <w:proofErr w:type="gramEnd"/>
+      <w:r>
+        <w:rPr>
+          <w:b/>
+          <w:bCs/>
+        </w:rPr>
+        <w:t>)</w:t>
       </w:r>
     </w:p>
     <w:p>
@@ -207,21 +246,33 @@
         <w:t>if(</w:t>
       </w:r>
       <w:proofErr w:type="spellStart"/>
+      <w:proofErr w:type="gramStart"/>
       <w:r>
         <w:t>name.trim</w:t>
       </w:r>
       <w:proofErr w:type="spellEnd"/>
-      <w:r>
-        <w:t>().</w:t>
+      <w:proofErr w:type="gramEnd"/>
+      <w:r>
+        <w:t>(</w:t>
+      </w:r>
+      <w:proofErr w:type="gramStart"/>
+      <w:r>
+        <w:t>).</w:t>
       </w:r>
       <w:proofErr w:type="spellStart"/>
       <w:r>
         <w:t>isEmpty</w:t>
       </w:r>
       <w:proofErr w:type="spellEnd"/>
-      <w:r>
-        <w:t>()){</w:t>
-      </w:r>
+      <w:proofErr w:type="gramEnd"/>
+      <w:r>
+        <w:t>(</w:t>
+      </w:r>
+      <w:proofErr w:type="gramStart"/>
+      <w:r>
+        <w:t>)){</w:t>
+      </w:r>
+      <w:proofErr w:type="gramEnd"/>
     </w:p>
     <w:p>
       <w:r>
@@ -371,7 +422,15 @@
     <w:p/>
     <w:p>
       <w:r>
-        <w:t xml:space="preserve">    public static void main(String[] </w:t>
+        <w:t xml:space="preserve">    public static void </w:t>
+      </w:r>
+      <w:proofErr w:type="gramStart"/>
+      <w:r>
+        <w:t>main(String[</w:t>
+      </w:r>
+      <w:proofErr w:type="gramEnd"/>
+      <w:r>
+        <w:t xml:space="preserve">] </w:t>
       </w:r>
       <w:proofErr w:type="spellStart"/>
       <w:r>
@@ -402,10 +461,12 @@
         <w:t>(</w:t>
       </w:r>
       <w:proofErr w:type="spellStart"/>
+      <w:proofErr w:type="gramStart"/>
       <w:r>
         <w:t>name.isBlank</w:t>
       </w:r>
       <w:proofErr w:type="spellEnd"/>
+      <w:proofErr w:type="gramEnd"/>
       <w:r>
         <w:t>());</w:t>
       </w:r>
@@ -486,10 +547,12 @@
     </w:p>
     <w:p>
       <w:proofErr w:type="spellStart"/>
+      <w:proofErr w:type="gramStart"/>
       <w:r>
         <w:t>username.isBlank</w:t>
       </w:r>
       <w:proofErr w:type="spellEnd"/>
+      <w:proofErr w:type="gramEnd"/>
       <w:r>
         <w:t>()</w:t>
       </w:r>
@@ -508,12 +571,21 @@
           <w:bCs/>
         </w:rPr>
       </w:pPr>
-      <w:r>
-        <w:rPr>
-          <w:b/>
-          <w:bCs/>
-        </w:rPr>
-        <w:t>repeat()</w:t>
+      <w:proofErr w:type="gramStart"/>
+      <w:r>
+        <w:rPr>
+          <w:b/>
+          <w:bCs/>
+        </w:rPr>
+        <w:t>repeat(</w:t>
+      </w:r>
+      <w:proofErr w:type="gramEnd"/>
+      <w:r>
+        <w:rPr>
+          <w:b/>
+          <w:bCs/>
+        </w:rPr>
+        <w:t>)</w:t>
       </w:r>
     </w:p>
     <w:p>
@@ -532,8 +604,13 @@
       </w:r>
     </w:p>
     <w:p>
-      <w:r>
-        <w:t xml:space="preserve">for(int </w:t>
+      <w:proofErr w:type="gramStart"/>
+      <w:r>
+        <w:t>for(</w:t>
+      </w:r>
+      <w:proofErr w:type="gramEnd"/>
+      <w:r>
+        <w:t xml:space="preserve">int </w:t>
       </w:r>
       <w:proofErr w:type="spellStart"/>
       <w:r>
@@ -541,8 +618,29 @@
       </w:r>
       <w:proofErr w:type="spellEnd"/>
       <w:r>
-        <w:t>=1;i&lt;=5;i++){</w:t>
-      </w:r>
+        <w:t>=</w:t>
+      </w:r>
+      <w:proofErr w:type="gramStart"/>
+      <w:r>
+        <w:t>1;i</w:t>
+      </w:r>
+      <w:proofErr w:type="gramEnd"/>
+      <w:r>
+        <w:t>&lt;=</w:t>
+      </w:r>
+      <w:proofErr w:type="gramStart"/>
+      <w:r>
+        <w:t>5;i</w:t>
+      </w:r>
+      <w:proofErr w:type="gramEnd"/>
+      <w:r>
+        <w:t>+</w:t>
+      </w:r>
+      <w:proofErr w:type="gramStart"/>
+      <w:r>
+        <w:t>+){</w:t>
+      </w:r>
+      <w:proofErr w:type="gramEnd"/>
     </w:p>
     <w:p/>
     <w:p>
@@ -627,7 +725,15 @@
     <w:p/>
     <w:p>
       <w:r>
-        <w:t xml:space="preserve">    public static void main(String[] </w:t>
+        <w:t xml:space="preserve">    public static void </w:t>
+      </w:r>
+      <w:proofErr w:type="gramStart"/>
+      <w:r>
+        <w:t>main(String[</w:t>
+      </w:r>
+      <w:proofErr w:type="gramEnd"/>
+      <w:r>
+        <w:t xml:space="preserve">] </w:t>
       </w:r>
       <w:proofErr w:type="spellStart"/>
       <w:r>
@@ -648,7 +754,15 @@
       </w:r>
       <w:proofErr w:type="spellEnd"/>
       <w:r>
-        <w:t>("*".repeat(20));</w:t>
+        <w:t>("*</w:t>
+      </w:r>
+      <w:proofErr w:type="gramStart"/>
+      <w:r>
+        <w:t>".repeat</w:t>
+      </w:r>
+      <w:proofErr w:type="gramEnd"/>
+      <w:r>
+        <w:t>(20));</w:t>
       </w:r>
     </w:p>
     <w:p>
@@ -661,7 +775,15 @@
       </w:r>
       <w:proofErr w:type="spellEnd"/>
       <w:r>
-        <w:t>("Java ".repeat(3));</w:t>
+        <w:t xml:space="preserve">("Java </w:t>
+      </w:r>
+      <w:proofErr w:type="gramStart"/>
+      <w:r>
+        <w:t>".repeat</w:t>
+      </w:r>
+      <w:proofErr w:type="gramEnd"/>
+      <w:r>
+        <w:t>(3));</w:t>
       </w:r>
     </w:p>
     <w:p>
@@ -758,12 +880,21 @@
           <w:bCs/>
         </w:rPr>
       </w:pPr>
-      <w:r>
-        <w:rPr>
-          <w:b/>
-          <w:bCs/>
-        </w:rPr>
-        <w:t>lines()</w:t>
+      <w:proofErr w:type="gramStart"/>
+      <w:r>
+        <w:rPr>
+          <w:b/>
+          <w:bCs/>
+        </w:rPr>
+        <w:t>lines(</w:t>
+      </w:r>
+      <w:proofErr w:type="gramEnd"/>
+      <w:r>
+        <w:rPr>
+          <w:b/>
+          <w:bCs/>
+        </w:rPr>
+        <w:t>)</w:t>
       </w:r>
     </w:p>
     <w:p>
@@ -831,7 +962,15 @@
     <w:p/>
     <w:p>
       <w:r>
-        <w:t xml:space="preserve">    public static void main(String[] </w:t>
+        <w:t xml:space="preserve">    public static void </w:t>
+      </w:r>
+      <w:proofErr w:type="gramStart"/>
+      <w:r>
+        <w:t>main(String[</w:t>
+      </w:r>
+      <w:proofErr w:type="gramEnd"/>
+      <w:r>
+        <w:t xml:space="preserve">] </w:t>
       </w:r>
       <w:proofErr w:type="spellStart"/>
       <w:r>
@@ -846,10 +985,18 @@
       <w:r>
         <w:lastRenderedPageBreak/>
         <w:tab/>
-        <w:t>string data =</w:t>
-      </w:r>
-      <w:r>
-        <w:t>”Hello”+</w:t>
+        <w:t xml:space="preserve">string data </w:t>
+      </w:r>
+      <w:proofErr w:type="gramStart"/>
+      <w:r>
+        <w:t>=</w:t>
+      </w:r>
+      <w:r>
+        <w:t>”Hello</w:t>
+      </w:r>
+      <w:proofErr w:type="gramEnd"/>
+      <w:r>
+        <w:t>”+</w:t>
       </w:r>
     </w:p>
     <w:p>
@@ -861,8 +1008,13 @@
       </w:r>
       <w:r>
         <w:tab/>
-        <w:t>+” Hi”+</w:t>
-      </w:r>
+        <w:t xml:space="preserve">+” </w:t>
+      </w:r>
+      <w:proofErr w:type="gramStart"/>
+      <w:r>
+        <w:t>Hi”+</w:t>
+      </w:r>
+      <w:proofErr w:type="gramEnd"/>
     </w:p>
     <w:p>
       <w:r>
@@ -873,7 +1025,14 @@
       </w:r>
       <w:r>
         <w:tab/>
-        <w:t>“ How r you”;</w:t>
+      </w:r>
+      <w:proofErr w:type="gramStart"/>
+      <w:r>
+        <w:t>“ How</w:t>
+      </w:r>
+      <w:proofErr w:type="gramEnd"/>
+      <w:r>
+        <w:t xml:space="preserve"> r you”;</w:t>
       </w:r>
     </w:p>
     <w:p>
@@ -918,22 +1077,30 @@
         <w:t xml:space="preserve">        </w:t>
       </w:r>
       <w:proofErr w:type="spellStart"/>
+      <w:proofErr w:type="gramStart"/>
       <w:r>
         <w:t>subjects.lines</w:t>
       </w:r>
       <w:proofErr w:type="spellEnd"/>
-      <w:r>
-        <w:t>() .</w:t>
+      <w:proofErr w:type="gramEnd"/>
+      <w:r>
+        <w:t>(</w:t>
+      </w:r>
+      <w:proofErr w:type="gramStart"/>
+      <w:r>
+        <w:t>) .</w:t>
       </w:r>
       <w:proofErr w:type="spellStart"/>
       <w:r>
         <w:t>forEach</w:t>
       </w:r>
       <w:proofErr w:type="spellEnd"/>
+      <w:proofErr w:type="gramEnd"/>
       <w:r>
         <w:t>(</w:t>
       </w:r>
       <w:proofErr w:type="spellStart"/>
+      <w:proofErr w:type="gramStart"/>
       <w:r>
         <w:t>System.out</w:t>
       </w:r>
@@ -942,6 +1109,7 @@
         <w:t>::</w:t>
       </w:r>
       <w:proofErr w:type="spellStart"/>
+      <w:proofErr w:type="gramEnd"/>
       <w:r>
         <w:t>println</w:t>
       </w:r>
@@ -1088,12 +1256,21 @@
           <w:bCs/>
         </w:rPr>
       </w:pPr>
-      <w:r>
-        <w:rPr>
-          <w:b/>
-          <w:bCs/>
-        </w:rPr>
-        <w:t>strip()</w:t>
+      <w:proofErr w:type="gramStart"/>
+      <w:r>
+        <w:rPr>
+          <w:b/>
+          <w:bCs/>
+        </w:rPr>
+        <w:t>strip(</w:t>
+      </w:r>
+      <w:proofErr w:type="gramEnd"/>
+      <w:r>
+        <w:rPr>
+          <w:b/>
+          <w:bCs/>
+        </w:rPr>
+        <w:t>)</w:t>
       </w:r>
     </w:p>
     <w:p>
@@ -1112,14 +1289,24 @@
       </w:r>
     </w:p>
     <w:p>
-      <w:r>
-        <w:t>trim()</w:t>
-      </w:r>
-    </w:p>
-    <w:p>
+      <w:proofErr w:type="gramStart"/>
+      <w:r>
+        <w:t>trim(</w:t>
+      </w:r>
+      <w:proofErr w:type="gramEnd"/>
+      <w:r>
+        <w:t>)</w:t>
+      </w:r>
+    </w:p>
+    <w:p>
+      <w:proofErr w:type="gramStart"/>
       <w:r>
         <w:lastRenderedPageBreak/>
-        <w:t>trim() does not correctly remove all Unicode whitespace characters.</w:t>
+        <w:t>trim(</w:t>
+      </w:r>
+      <w:proofErr w:type="gramEnd"/>
+      <w:r>
+        <w:t>) does not correctly remove all Unicode whitespace characters.</w:t>
       </w:r>
     </w:p>
     <w:p>
@@ -1160,7 +1347,15 @@
     <w:p/>
     <w:p>
       <w:r>
-        <w:t xml:space="preserve">    public static void main(String[] </w:t>
+        <w:t xml:space="preserve">    public static void </w:t>
+      </w:r>
+      <w:proofErr w:type="gramStart"/>
+      <w:r>
+        <w:t>main(String[</w:t>
+      </w:r>
+      <w:proofErr w:type="gramEnd"/>
+      <w:r>
+        <w:t xml:space="preserve">] </w:t>
       </w:r>
       <w:proofErr w:type="spellStart"/>
       <w:r>
@@ -1191,10 +1386,12 @@
         <w:t>(</w:t>
       </w:r>
       <w:proofErr w:type="spellStart"/>
+      <w:proofErr w:type="gramStart"/>
       <w:r>
         <w:t>str.strip</w:t>
       </w:r>
       <w:proofErr w:type="spellEnd"/>
+      <w:proofErr w:type="gramEnd"/>
       <w:r>
         <w:t>());</w:t>
       </w:r>
@@ -1485,8 +1682,13 @@
         <w:t xml:space="preserve">import </w:t>
       </w:r>
       <w:proofErr w:type="spellStart"/>
-      <w:r>
-        <w:t>java.nio.file.Files</w:t>
+      <w:proofErr w:type="gramStart"/>
+      <w:r>
+        <w:t>java.nio.file</w:t>
+      </w:r>
+      <w:proofErr w:type="gramEnd"/>
+      <w:r>
+        <w:t>.Files</w:t>
       </w:r>
       <w:proofErr w:type="spellEnd"/>
       <w:r>
@@ -1498,8 +1700,13 @@
         <w:t xml:space="preserve">import </w:t>
       </w:r>
       <w:proofErr w:type="spellStart"/>
-      <w:r>
-        <w:t>java.nio.file.Path</w:t>
+      <w:proofErr w:type="gramStart"/>
+      <w:r>
+        <w:t>java.nio.file</w:t>
+      </w:r>
+      <w:proofErr w:type="gramEnd"/>
+      <w:r>
+        <w:t>.Path</w:t>
       </w:r>
       <w:proofErr w:type="spellEnd"/>
       <w:r>
@@ -1522,7 +1729,15 @@
     <w:p/>
     <w:p>
       <w:r>
-        <w:t xml:space="preserve">    public static void main(String[] </w:t>
+        <w:t xml:space="preserve">    public static void </w:t>
+      </w:r>
+      <w:proofErr w:type="gramStart"/>
+      <w:r>
+        <w:t>main(String[</w:t>
+      </w:r>
+      <w:proofErr w:type="gramEnd"/>
+      <w:r>
+        <w:t xml:space="preserve">] </w:t>
       </w:r>
       <w:proofErr w:type="spellStart"/>
       <w:r>
@@ -1533,7 +1748,6 @@
         <w:t>) throws Exception {</w:t>
       </w:r>
     </w:p>
-    <w:p/>
     <w:p>
       <w:r>
         <w:t xml:space="preserve">        Path </w:t>
@@ -1555,7 +1769,6 @@
         <w:t>("student.txt");</w:t>
       </w:r>
     </w:p>
-    <w:p/>
     <w:p>
       <w:r>
         <w:t xml:space="preserve">        </w:t>
@@ -1575,7 +1788,6 @@
         <w:t xml:space="preserve"> "Welcome to Java 11");</w:t>
       </w:r>
     </w:p>
-    <w:p/>
     <w:p>
       <w:r>
         <w:t xml:space="preserve">        String text = </w:t>
@@ -1589,7 +1801,6 @@
         <w:t>(path);</w:t>
       </w:r>
     </w:p>
-    <w:p/>
     <w:p>
       <w:r>
         <w:t xml:space="preserve">        </w:t>
@@ -1603,7 +1814,6 @@
         <w:t>(text);</w:t>
       </w:r>
     </w:p>
-    <w:p/>
     <w:p>
       <w:r>
         <w:t xml:space="preserve">    }</w:t>
@@ -1648,32 +1858,32 @@
     </w:p>
     <w:p>
       <w:r>
+        <w:t>Application</w:t>
+      </w:r>
+    </w:p>
+    <w:p>
+      <w:r>
+        <w:t>↓</w:t>
+      </w:r>
+    </w:p>
+    <w:p>
+      <w:r>
+        <w:t>Generate Report</w:t>
+      </w:r>
+    </w:p>
+    <w:p>
+      <w:r>
+        <w:t>↓</w:t>
+      </w:r>
+    </w:p>
+    <w:p>
+      <w:r>
+        <w:t>Save Report</w:t>
+      </w:r>
+    </w:p>
+    <w:p>
+      <w:r>
         <w:lastRenderedPageBreak/>
-        <w:t>Application</w:t>
-      </w:r>
-    </w:p>
-    <w:p>
-      <w:r>
-        <w:t>↓</w:t>
-      </w:r>
-    </w:p>
-    <w:p>
-      <w:r>
-        <w:t>Generate Report</w:t>
-      </w:r>
-    </w:p>
-    <w:p>
-      <w:r>
-        <w:t>↓</w:t>
-      </w:r>
-    </w:p>
-    <w:p>
-      <w:r>
-        <w:t>Save Report</w:t>
-      </w:r>
-    </w:p>
-    <w:p>
-      <w:r>
         <w:t>↓</w:t>
       </w:r>
     </w:p>
@@ -1728,6 +1938,7 @@
         <w:t xml:space="preserve">: Collection </w:t>
       </w:r>
       <w:proofErr w:type="spellStart"/>
+      <w:proofErr w:type="gramStart"/>
       <w:r>
         <w:rPr>
           <w:b/>
@@ -1741,7 +1952,15 @@
           <w:b/>
           <w:bCs/>
         </w:rPr>
-        <w:t>()</w:t>
+        <w:t>(</w:t>
+      </w:r>
+      <w:proofErr w:type="gramEnd"/>
+      <w:r>
+        <w:rPr>
+          <w:b/>
+          <w:bCs/>
+        </w:rPr>
+        <w:t>)</w:t>
       </w:r>
     </w:p>
     <w:p>
@@ -1760,26 +1979,50 @@
       </w:r>
     </w:p>
     <w:p>
-      <w:r>
-        <w:t>String[] array =</w:t>
-      </w:r>
-    </w:p>
-    <w:p>
-      <w:proofErr w:type="spellStart"/>
+      <w:proofErr w:type="gramStart"/>
+      <w:r>
+        <w:t>String[</w:t>
+      </w:r>
+      <w:proofErr w:type="gramEnd"/>
+      <w:r>
+        <w:t>] array =</w:t>
+      </w:r>
+    </w:p>
+    <w:p>
+      <w:proofErr w:type="spellStart"/>
+      <w:proofErr w:type="gramStart"/>
       <w:r>
         <w:t>list.toArray</w:t>
       </w:r>
       <w:proofErr w:type="spellEnd"/>
-      <w:r>
-        <w:t>(new String[</w:t>
-      </w:r>
-      <w:proofErr w:type="spellStart"/>
-      <w:r>
+      <w:proofErr w:type="gramEnd"/>
+      <w:r>
+        <w:t>(</w:t>
+      </w:r>
+      <w:r>
+        <w:rPr>
+          <w:highlight w:val="yellow"/>
+        </w:rPr>
+        <w:t>new String[</w:t>
+      </w:r>
+      <w:proofErr w:type="spellStart"/>
+      <w:proofErr w:type="gramStart"/>
+      <w:r>
+        <w:rPr>
+          <w:highlight w:val="yellow"/>
+        </w:rPr>
         <w:t>list.size</w:t>
       </w:r>
       <w:proofErr w:type="spellEnd"/>
-      <w:r>
-        <w:t>()]);</w:t>
+      <w:proofErr w:type="gramEnd"/>
+      <w:r>
+        <w:rPr>
+          <w:highlight w:val="yellow"/>
+        </w:rPr>
+        <w:t>()]</w:t>
+      </w:r>
+      <w:r>
+        <w:t>);</w:t>
       </w:r>
     </w:p>
     <w:p>
@@ -1833,12 +2076,28 @@
     </w:p>
     <w:p>
       <w:proofErr w:type="spellStart"/>
+      <w:proofErr w:type="gramStart"/>
       <w:r>
         <w:t>list.toArray</w:t>
       </w:r>
       <w:proofErr w:type="spellEnd"/>
-      <w:r>
-        <w:t>(String[]::new);</w:t>
+      <w:proofErr w:type="gramEnd"/>
+      <w:r>
+        <w:t>(</w:t>
+      </w:r>
+      <w:proofErr w:type="gramStart"/>
+      <w:r>
+        <w:rPr>
+          <w:highlight w:val="yellow"/>
+        </w:rPr>
+        <w:t>String[]::</w:t>
+      </w:r>
+      <w:proofErr w:type="gramEnd"/>
+      <w:r>
+        <w:rPr>
+          <w:highlight w:val="yellow"/>
+        </w:rPr>
+        <w:t>new);</w:t>
       </w:r>
     </w:p>
     <w:p>
@@ -1868,8 +2127,13 @@
         <w:t xml:space="preserve">import </w:t>
       </w:r>
       <w:proofErr w:type="spellStart"/>
-      <w:r>
-        <w:t>java.util.Arrays</w:t>
+      <w:proofErr w:type="gramStart"/>
+      <w:r>
+        <w:t>java.util</w:t>
+      </w:r>
+      <w:proofErr w:type="gramEnd"/>
+      <w:r>
+        <w:t>.Arrays</w:t>
       </w:r>
       <w:proofErr w:type="spellEnd"/>
       <w:r>
@@ -1881,8 +2145,13 @@
         <w:t xml:space="preserve">import </w:t>
       </w:r>
       <w:proofErr w:type="spellStart"/>
-      <w:r>
-        <w:t>java.util.List</w:t>
+      <w:proofErr w:type="gramStart"/>
+      <w:r>
+        <w:t>java.util</w:t>
+      </w:r>
+      <w:proofErr w:type="gramEnd"/>
+      <w:r>
+        <w:t>.List</w:t>
       </w:r>
       <w:proofErr w:type="spellEnd"/>
       <w:r>
@@ -1906,7 +2175,15 @@
     <w:p/>
     <w:p>
       <w:r>
-        <w:t xml:space="preserve">    public static void main(String[] </w:t>
+        <w:t xml:space="preserve">    public static void </w:t>
+      </w:r>
+      <w:proofErr w:type="gramStart"/>
+      <w:r>
+        <w:t>main(String[</w:t>
+      </w:r>
+      <w:proofErr w:type="gramEnd"/>
+      <w:r>
+        <w:t xml:space="preserve">] </w:t>
       </w:r>
       <w:proofErr w:type="spellStart"/>
       <w:r>
@@ -1938,7 +2215,6 @@
     </w:p>
     <w:p>
       <w:r>
-        <w:lastRenderedPageBreak/>
         <w:t xml:space="preserve">                "Spring Boot",</w:t>
       </w:r>
     </w:p>
@@ -1950,7 +2226,15 @@
     <w:p/>
     <w:p>
       <w:r>
-        <w:t xml:space="preserve">        String[] array =</w:t>
+        <w:t xml:space="preserve">        </w:t>
+      </w:r>
+      <w:proofErr w:type="gramStart"/>
+      <w:r>
+        <w:t>String[</w:t>
+      </w:r>
+      <w:proofErr w:type="gramEnd"/>
+      <w:r>
+        <w:t>] array =</w:t>
       </w:r>
     </w:p>
     <w:p>
@@ -1958,12 +2242,31 @@
         <w:t xml:space="preserve">                </w:t>
       </w:r>
       <w:proofErr w:type="spellStart"/>
+      <w:proofErr w:type="gramStart"/>
       <w:r>
         <w:t>technologies.toArray</w:t>
       </w:r>
       <w:proofErr w:type="spellEnd"/>
-      <w:r>
-        <w:t>(String[]::new);</w:t>
+      <w:proofErr w:type="gramEnd"/>
+      <w:r>
+        <w:t>(</w:t>
+      </w:r>
+      <w:proofErr w:type="gramStart"/>
+      <w:r>
+        <w:rPr>
+          <w:highlight w:val="yellow"/>
+        </w:rPr>
+        <w:t>String[]::</w:t>
+      </w:r>
+      <w:proofErr w:type="gramEnd"/>
+      <w:r>
+        <w:rPr>
+          <w:highlight w:val="yellow"/>
+        </w:rPr>
+        <w:t>new</w:t>
+      </w:r>
+      <w:r>
+        <w:t>);</w:t>
       </w:r>
     </w:p>
     <w:p/>
@@ -2092,10 +2395,12 @@
         <w:t>(</w:t>
       </w:r>
       <w:proofErr w:type="spellStart"/>
+      <w:proofErr w:type="gramStart"/>
       <w:r>
         <w:t>a,b</w:t>
       </w:r>
       <w:proofErr w:type="spellEnd"/>
+      <w:proofErr w:type="gramEnd"/>
       <w:r>
         <w:t>)-&gt;</w:t>
       </w:r>
@@ -2115,10 +2420,12 @@
         <w:t xml:space="preserve">(Integer </w:t>
       </w:r>
       <w:proofErr w:type="spellStart"/>
+      <w:proofErr w:type="gramStart"/>
       <w:r>
         <w:t>a,Integer</w:t>
       </w:r>
       <w:proofErr w:type="spellEnd"/>
+      <w:proofErr w:type="gramEnd"/>
       <w:r>
         <w:t xml:space="preserve"> b)-&gt;</w:t>
       </w:r>
@@ -2228,41 +2535,59 @@
           <w:b/>
           <w:bCs/>
         </w:rPr>
+        <w:t>Complete Working Program</w:t>
+      </w:r>
+    </w:p>
+    <w:p>
+      <w:r>
+        <w:t xml:space="preserve">import </w:t>
+      </w:r>
+      <w:proofErr w:type="spellStart"/>
+      <w:proofErr w:type="gramStart"/>
+      <w:r>
+        <w:t>java.util</w:t>
+      </w:r>
+      <w:proofErr w:type="gramEnd"/>
+      <w:r>
+        <w:t>.</w:t>
+      </w:r>
+      <w:proofErr w:type="gramStart"/>
+      <w:r>
+        <w:t>function.BiFunction</w:t>
+      </w:r>
+      <w:proofErr w:type="spellEnd"/>
+      <w:proofErr w:type="gramEnd"/>
+      <w:r>
+        <w:t>;</w:t>
+      </w:r>
+    </w:p>
+    <w:p/>
+    <w:p>
+      <w:r>
+        <w:t xml:space="preserve">public class </w:t>
+      </w:r>
+      <w:proofErr w:type="spellStart"/>
+      <w:r>
+        <w:t>VarLambdaExample</w:t>
+      </w:r>
+      <w:proofErr w:type="spellEnd"/>
+      <w:r>
+        <w:t xml:space="preserve"> {</w:t>
+      </w:r>
+    </w:p>
+    <w:p/>
+    <w:p>
+      <w:r>
         <w:lastRenderedPageBreak/>
-        <w:t>Complete Working Program</w:t>
-      </w:r>
-    </w:p>
-    <w:p>
-      <w:r>
-        <w:t xml:space="preserve">import </w:t>
-      </w:r>
-      <w:proofErr w:type="spellStart"/>
-      <w:r>
-        <w:t>java.util.function.BiFunction</w:t>
-      </w:r>
-      <w:proofErr w:type="spellEnd"/>
-      <w:r>
-        <w:t>;</w:t>
-      </w:r>
-    </w:p>
-    <w:p/>
-    <w:p>
-      <w:r>
-        <w:t xml:space="preserve">public class </w:t>
-      </w:r>
-      <w:proofErr w:type="spellStart"/>
-      <w:r>
-        <w:t>VarLambdaExample</w:t>
-      </w:r>
-      <w:proofErr w:type="spellEnd"/>
-      <w:r>
-        <w:t xml:space="preserve"> {</w:t>
-      </w:r>
-    </w:p>
-    <w:p/>
-    <w:p>
-      <w:r>
-        <w:t xml:space="preserve">    public static void main(String[] </w:t>
+        <w:t xml:space="preserve">    public static void </w:t>
+      </w:r>
+      <w:proofErr w:type="gramStart"/>
+      <w:r>
+        <w:t>main(String[</w:t>
+      </w:r>
+      <w:proofErr w:type="gramEnd"/>
+      <w:r>
+        <w:t xml:space="preserve">] </w:t>
       </w:r>
       <w:proofErr w:type="spellStart"/>
       <w:r>
@@ -2273,7 +2598,34 @@
         <w:t>) {</w:t>
       </w:r>
     </w:p>
-    <w:p/>
+    <w:p>
+      <w:r>
+        <w:tab/>
+        <w:t>var a</w:t>
+      </w:r>
+      <w:proofErr w:type="gramStart"/>
+      <w:r>
+        <w:t>=”Raj</w:t>
+      </w:r>
+      <w:proofErr w:type="gramEnd"/>
+      <w:r>
+        <w:t>”;</w:t>
+      </w:r>
+    </w:p>
+    <w:p>
+      <w:r>
+        <w:tab/>
+        <w:t>a</w:t>
+      </w:r>
+      <w:proofErr w:type="gramStart"/>
+      <w:r>
+        <w:t>=”Raju</w:t>
+      </w:r>
+      <w:proofErr w:type="gramEnd"/>
+      <w:r>
+        <w:t>”;</w:t>
+      </w:r>
+    </w:p>
     <w:p>
       <w:r>
         <w:t xml:space="preserve">        </w:t>
@@ -2287,8 +2639,13 @@
         <w:t>&lt;</w:t>
       </w:r>
       <w:proofErr w:type="spellStart"/>
-      <w:r>
-        <w:t>Integer,Integer,Integer</w:t>
+      <w:proofErr w:type="gramStart"/>
+      <w:r>
+        <w:t>Integer,Integer</w:t>
+      </w:r>
+      <w:proofErr w:type="gramEnd"/>
+      <w:r>
+        <w:t>,Integer</w:t>
       </w:r>
       <w:proofErr w:type="spellEnd"/>
       <w:r>
@@ -2306,10 +2663,12 @@
         <w:t xml:space="preserve">        int result = </w:t>
       </w:r>
       <w:proofErr w:type="spellStart"/>
+      <w:proofErr w:type="gramStart"/>
       <w:r>
         <w:t>addition.apply</w:t>
       </w:r>
       <w:proofErr w:type="spellEnd"/>
+      <w:proofErr w:type="gramEnd"/>
       <w:r>
         <w:t>(100, 200);</w:t>
       </w:r>
@@ -2557,7 +2916,15 @@
     <w:p/>
     <w:p>
       <w:r>
-        <w:t xml:space="preserve">    public static void main(String[] </w:t>
+        <w:t xml:space="preserve">    public static void </w:t>
+      </w:r>
+      <w:proofErr w:type="gramStart"/>
+      <w:r>
+        <w:t>main(String[</w:t>
+      </w:r>
+      <w:proofErr w:type="gramEnd"/>
+      <w:r>
+        <w:t xml:space="preserve">] </w:t>
       </w:r>
       <w:proofErr w:type="spellStart"/>
       <w:r>
@@ -2601,6 +2968,9 @@
     </w:p>
     <w:p>
       <w:r>
+        <w:rPr>
+          <w:highlight w:val="yellow"/>
+        </w:rPr>
         <w:t>java Hello.java</w:t>
       </w:r>
     </w:p>
@@ -2660,7 +3030,6 @@
         </w:numPr>
       </w:pPr>
       <w:r>
-        <w:lastRenderedPageBreak/>
         <w:t xml:space="preserve">Automation scripts </w:t>
       </w:r>
     </w:p>
@@ -2699,6 +3068,7 @@
           <w:b/>
           <w:bCs/>
         </w:rPr>
+        <w:lastRenderedPageBreak/>
         <w:t xml:space="preserve">Java 15 Features </w:t>
       </w:r>
     </w:p>
@@ -2959,7 +3329,6 @@
         </w:numPr>
       </w:pPr>
       <w:r>
-        <w:lastRenderedPageBreak/>
         <w:t xml:space="preserve">XML </w:t>
       </w:r>
     </w:p>
@@ -2998,6 +3367,7 @@
           <w:b/>
           <w:bCs/>
         </w:rPr>
+        <w:lastRenderedPageBreak/>
         <w:t>Definition</w:t>
       </w:r>
     </w:p>
@@ -3054,7 +3424,15 @@
     <w:p/>
     <w:p>
       <w:r>
-        <w:t xml:space="preserve">    public static void main(String[] </w:t>
+        <w:t xml:space="preserve">    public static void </w:t>
+      </w:r>
+      <w:proofErr w:type="gramStart"/>
+      <w:r>
+        <w:t>main(String[</w:t>
+      </w:r>
+      <w:proofErr w:type="gramEnd"/>
+      <w:r>
+        <w:t xml:space="preserve">] </w:t>
       </w:r>
       <w:proofErr w:type="spellStart"/>
       <w:r>
@@ -3067,37 +3445,91 @@
     </w:p>
     <w:p/>
     <w:p>
-      <w:r>
-        <w:t xml:space="preserve">        String html = """</w:t>
-      </w:r>
-    </w:p>
-    <w:p>
-      <w:r>
+      <w:pPr>
+        <w:rPr>
+          <w:highlight w:val="yellow"/>
+        </w:rPr>
+      </w:pPr>
+      <w:r>
+        <w:t xml:space="preserve">        String html = </w:t>
+      </w:r>
+      <w:r>
+        <w:rPr>
+          <w:highlight w:val="yellow"/>
+        </w:rPr>
+        <w:t>"""</w:t>
+      </w:r>
+    </w:p>
+    <w:p>
+      <w:pPr>
+        <w:rPr>
+          <w:highlight w:val="yellow"/>
+        </w:rPr>
+      </w:pPr>
+      <w:r>
+        <w:rPr>
+          <w:highlight w:val="yellow"/>
+        </w:rPr>
         <w:t xml:space="preserve">                &lt;html&gt;</w:t>
       </w:r>
     </w:p>
     <w:p>
-      <w:r>
+      <w:pPr>
+        <w:rPr>
+          <w:highlight w:val="yellow"/>
+        </w:rPr>
+      </w:pPr>
+      <w:r>
+        <w:rPr>
+          <w:highlight w:val="yellow"/>
+        </w:rPr>
         <w:t xml:space="preserve">                    &lt;body&gt;</w:t>
       </w:r>
     </w:p>
     <w:p>
-      <w:r>
+      <w:pPr>
+        <w:rPr>
+          <w:highlight w:val="yellow"/>
+        </w:rPr>
+      </w:pPr>
+      <w:r>
+        <w:rPr>
+          <w:highlight w:val="yellow"/>
+        </w:rPr>
         <w:t xml:space="preserve">                        &lt;h1&gt;Welcome to Java 15&lt;/h1&gt;</w:t>
       </w:r>
     </w:p>
     <w:p>
-      <w:r>
+      <w:pPr>
+        <w:rPr>
+          <w:highlight w:val="yellow"/>
+        </w:rPr>
+      </w:pPr>
+      <w:r>
+        <w:rPr>
+          <w:highlight w:val="yellow"/>
+        </w:rPr>
         <w:t xml:space="preserve">                    &lt;/body&gt;</w:t>
       </w:r>
     </w:p>
     <w:p>
-      <w:r>
+      <w:pPr>
+        <w:rPr>
+          <w:highlight w:val="yellow"/>
+        </w:rPr>
+      </w:pPr>
+      <w:r>
+        <w:rPr>
+          <w:highlight w:val="yellow"/>
+        </w:rPr>
         <w:t xml:space="preserve">                &lt;/html&gt;</w:t>
       </w:r>
     </w:p>
     <w:p>
       <w:r>
+        <w:rPr>
+          <w:highlight w:val="yellow"/>
+        </w:rPr>
         <w:t xml:space="preserve">                """;</w:t>
       </w:r>
     </w:p>
@@ -3184,42 +3616,42 @@
           <w:b/>
           <w:bCs/>
         </w:rPr>
+        <w:t>Real-Time Example</w:t>
+      </w:r>
+    </w:p>
+    <w:p>
+      <w:r>
+        <w:t>Suppose a Spring Boot application needs to send an email.</w:t>
+      </w:r>
+    </w:p>
+    <w:p>
+      <w:pPr>
+        <w:rPr>
+          <w:b/>
+          <w:bCs/>
+        </w:rPr>
+      </w:pPr>
+      <w:r>
+        <w:rPr>
+          <w:b/>
+          <w:bCs/>
+        </w:rPr>
+        <w:t>Before</w:t>
+      </w:r>
+    </w:p>
+    <w:p>
+      <w:r>
+        <w:t>String email =</w:t>
+      </w:r>
+    </w:p>
+    <w:p>
+      <w:r>
+        <w:t>"&lt;html&gt;" +</w:t>
+      </w:r>
+    </w:p>
+    <w:p>
+      <w:r>
         <w:lastRenderedPageBreak/>
-        <w:t>Real-Time Example</w:t>
-      </w:r>
-    </w:p>
-    <w:p>
-      <w:r>
-        <w:t>Suppose a Spring Boot application needs to send an email.</w:t>
-      </w:r>
-    </w:p>
-    <w:p>
-      <w:pPr>
-        <w:rPr>
-          <w:b/>
-          <w:bCs/>
-        </w:rPr>
-      </w:pPr>
-      <w:r>
-        <w:rPr>
-          <w:b/>
-          <w:bCs/>
-        </w:rPr>
-        <w:t>Before</w:t>
-      </w:r>
-    </w:p>
-    <w:p>
-      <w:r>
-        <w:t>String email =</w:t>
-      </w:r>
-    </w:p>
-    <w:p>
-      <w:r>
-        <w:t>"&lt;html&gt;" +</w:t>
-      </w:r>
-    </w:p>
-    <w:p>
-      <w:r>
         <w:t>"&lt;body&gt;" +</w:t>
       </w:r>
     </w:p>
@@ -3363,7 +3795,16 @@
       </w:r>
       <w:proofErr w:type="spellEnd"/>
       <w:r>
-        <w:t xml:space="preserve"> = "Java Programming";</w:t>
+        <w:t xml:space="preserve"> = "</w:t>
+      </w:r>
+      <w:r>
+        <w:rPr>
+          <w:highlight w:val="yellow"/>
+        </w:rPr>
+        <w:t>Java Programming</w:t>
+      </w:r>
+      <w:r>
+        <w:t>";</w:t>
       </w:r>
     </w:p>
     <w:p/>
@@ -3391,14 +3832,26 @@
     <w:p/>
     <w:p>
       <w:r>
-        <w:t xml:space="preserve">    String str = (String) </w:t>
-      </w:r>
-      <w:proofErr w:type="spellStart"/>
-      <w:r>
+        <w:t xml:space="preserve">    </w:t>
+      </w:r>
+      <w:r>
+        <w:rPr>
+          <w:highlight w:val="yellow"/>
+        </w:rPr>
+        <w:t xml:space="preserve">String str = (String) </w:t>
+      </w:r>
+      <w:proofErr w:type="spellStart"/>
+      <w:r>
+        <w:rPr>
+          <w:highlight w:val="yellow"/>
+        </w:rPr>
         <w:t>obj</w:t>
       </w:r>
       <w:proofErr w:type="spellEnd"/>
       <w:r>
+        <w:rPr>
+          <w:highlight w:val="yellow"/>
+        </w:rPr>
         <w:t>;</w:t>
       </w:r>
     </w:p>
@@ -3416,10 +3869,12 @@
         <w:t>(</w:t>
       </w:r>
       <w:proofErr w:type="spellStart"/>
+      <w:proofErr w:type="gramStart"/>
       <w:r>
         <w:t>str.toUpperCase</w:t>
       </w:r>
       <w:proofErr w:type="spellEnd"/>
+      <w:proofErr w:type="gramEnd"/>
       <w:r>
         <w:t>());</w:t>
       </w:r>
@@ -3442,7 +3897,6 @@
           <w:b/>
           <w:bCs/>
         </w:rPr>
-        <w:lastRenderedPageBreak/>
         <w:t>Problems</w:t>
       </w:r>
     </w:p>
@@ -3498,6 +3952,7 @@
           <w:b/>
           <w:bCs/>
         </w:rPr>
+        <w:lastRenderedPageBreak/>
         <w:t>Why Oracle Introduced It?</w:t>
       </w:r>
     </w:p>
@@ -3571,7 +4026,15 @@
     <w:p/>
     <w:p>
       <w:r>
-        <w:t xml:space="preserve">    public static void main(String[] </w:t>
+        <w:t xml:space="preserve">    public static void </w:t>
+      </w:r>
+      <w:proofErr w:type="gramStart"/>
+      <w:r>
+        <w:t>main(String[</w:t>
+      </w:r>
+      <w:proofErr w:type="gramEnd"/>
+      <w:r>
+        <w:t xml:space="preserve">] </w:t>
       </w:r>
       <w:proofErr w:type="spellStart"/>
       <w:r>
@@ -3603,19 +4066,34 @@
       </w:r>
       <w:proofErr w:type="spellStart"/>
       <w:r>
+        <w:rPr>
+          <w:highlight w:val="yellow"/>
+        </w:rPr>
         <w:t>obj</w:t>
       </w:r>
       <w:proofErr w:type="spellEnd"/>
       <w:r>
+        <w:rPr>
+          <w:highlight w:val="yellow"/>
+        </w:rPr>
         <w:t xml:space="preserve"> </w:t>
       </w:r>
       <w:proofErr w:type="spellStart"/>
       <w:r>
+        <w:rPr>
+          <w:highlight w:val="yellow"/>
+        </w:rPr>
         <w:t>instanceof</w:t>
       </w:r>
       <w:proofErr w:type="spellEnd"/>
       <w:r>
-        <w:t xml:space="preserve"> String str) {</w:t>
+        <w:rPr>
+          <w:highlight w:val="yellow"/>
+        </w:rPr>
+        <w:t xml:space="preserve"> String str</w:t>
+      </w:r>
+      <w:r>
+        <w:t>) {</w:t>
       </w:r>
     </w:p>
     <w:p/>
@@ -3629,13 +4107,23 @@
       </w:r>
       <w:proofErr w:type="spellEnd"/>
       <w:r>
-        <w:t xml:space="preserve">("Length : " + </w:t>
-      </w:r>
-      <w:proofErr w:type="spellStart"/>
+        <w:t>("</w:t>
+      </w:r>
+      <w:proofErr w:type="gramStart"/>
+      <w:r>
+        <w:t>Length :</w:t>
+      </w:r>
+      <w:proofErr w:type="gramEnd"/>
+      <w:r>
+        <w:t xml:space="preserve"> " + </w:t>
+      </w:r>
+      <w:proofErr w:type="spellStart"/>
+      <w:proofErr w:type="gramStart"/>
       <w:r>
         <w:t>str.length</w:t>
       </w:r>
       <w:proofErr w:type="spellEnd"/>
+      <w:proofErr w:type="gramEnd"/>
       <w:r>
         <w:t>());</w:t>
       </w:r>
@@ -3654,10 +4142,12 @@
         <w:t>(</w:t>
       </w:r>
       <w:proofErr w:type="spellStart"/>
+      <w:proofErr w:type="gramStart"/>
       <w:r>
         <w:t>str.toUpperCase</w:t>
       </w:r>
       <w:proofErr w:type="spellEnd"/>
+      <w:proofErr w:type="gramEnd"/>
       <w:r>
         <w:t>());</w:t>
       </w:r>
@@ -3696,8 +4186,13 @@
       </w:r>
     </w:p>
     <w:p>
-      <w:r>
-        <w:t>Length : 18</w:t>
+      <w:proofErr w:type="gramStart"/>
+      <w:r>
+        <w:t>Length :</w:t>
+      </w:r>
+      <w:proofErr w:type="gramEnd"/>
+      <w:r>
+        <w:t xml:space="preserve"> 18</w:t>
       </w:r>
     </w:p>
     <w:p/>
@@ -3735,6 +4230,7 @@
     </w:p>
     <w:p>
       <w:r>
+        <w:lastRenderedPageBreak/>
         <w:t>Object response</w:t>
       </w:r>
     </w:p>
@@ -3851,7 +4347,6 @@
         <w:t>}</w:t>
       </w:r>
     </w:p>
-    <w:p/>
     <w:p>
       <w:r>
         <w:t>class Car extends Vehicle {</w:t>
@@ -3863,7 +4358,49 @@
         <w:t>}</w:t>
       </w:r>
     </w:p>
-    <w:p/>
+    <w:p>
+      <w:pPr>
+        <w:rPr>
+          <w:highlight w:val="yellow"/>
+        </w:rPr>
+      </w:pPr>
+      <w:r>
+        <w:rPr>
+          <w:highlight w:val="yellow"/>
+        </w:rPr>
+        <w:t xml:space="preserve">Class </w:t>
+      </w:r>
+      <w:proofErr w:type="spellStart"/>
+      <w:r>
+        <w:rPr>
+          <w:highlight w:val="yellow"/>
+        </w:rPr>
+        <w:t>Abc</w:t>
+      </w:r>
+      <w:proofErr w:type="spellEnd"/>
+      <w:r>
+        <w:rPr>
+          <w:highlight w:val="yellow"/>
+        </w:rPr>
+        <w:t xml:space="preserve"> extends Vehicle {</w:t>
+      </w:r>
+    </w:p>
+    <w:p>
+      <w:pPr>
+        <w:rPr>
+          <w:highlight w:val="yellow"/>
+        </w:rPr>
+      </w:pPr>
+    </w:p>
+    <w:p>
+      <w:r>
+        <w:rPr>
+          <w:highlight w:val="yellow"/>
+        </w:rPr>
+        <w:lastRenderedPageBreak/>
+        <w:t>}</w:t>
+      </w:r>
+    </w:p>
     <w:p>
       <w:r>
         <w:t>class Bike extends Vehicle {</w:t>
@@ -3980,7 +4517,16 @@
     </w:p>
     <w:p>
       <w:r>
-        <w:t>A sealed class specifies exactly which classes are allowed to extend it.</w:t>
+        <w:t xml:space="preserve">A </w:t>
+      </w:r>
+      <w:r>
+        <w:rPr>
+          <w:highlight w:val="yellow"/>
+        </w:rPr>
+        <w:t>sealed</w:t>
+      </w:r>
+      <w:r>
+        <w:t xml:space="preserve"> class specifies exactly which classes are allowed to extend it.</w:t>
       </w:r>
     </w:p>
     <w:p>
@@ -4007,19 +4553,32 @@
     </w:p>
     <w:p>
       <w:r>
-        <w:t>sealed class Vehicle permits Car, Bike {</w:t>
-      </w:r>
-    </w:p>
-    <w:p/>
+        <w:t xml:space="preserve">sealed class Vehicle permits </w:t>
+      </w:r>
+      <w:r>
+        <w:rPr>
+          <w:highlight w:val="yellow"/>
+        </w:rPr>
+        <w:t>Car, Bike</w:t>
+      </w:r>
+      <w:r>
+        <w:t xml:space="preserve"> {</w:t>
+      </w:r>
+    </w:p>
     <w:p>
       <w:r>
         <w:t>}</w:t>
       </w:r>
     </w:p>
-    <w:p/>
-    <w:p>
-      <w:r>
-        <w:t>final class Car extends Vehicle {</w:t>
+    <w:p>
+      <w:r>
+        <w:t xml:space="preserve">final class </w:t>
+      </w:r>
+      <w:r>
+        <w:t>Car</w:t>
+      </w:r>
+      <w:r>
+        <w:t xml:space="preserve"> extends Vehicle {</w:t>
       </w:r>
     </w:p>
     <w:p/>
@@ -4028,18 +4587,79 @@
         <w:t>}</w:t>
       </w:r>
     </w:p>
-    <w:p/>
-    <w:p>
-      <w:r>
-        <w:t>final class Bike extends Vehicle {</w:t>
-      </w:r>
-    </w:p>
-    <w:p/>
-    <w:p>
-      <w:r>
+    <w:p>
+      <w:r>
+        <w:rPr>
+          <w:highlight w:val="yellow"/>
+        </w:rPr>
+        <w:t>sealed</w:t>
+      </w:r>
+      <w:r>
+        <w:t xml:space="preserve"> </w:t>
+      </w:r>
+      <w:r>
+        <w:t>class Bike extends Vehicle</w:t>
+      </w:r>
+      <w:r>
+        <w:t xml:space="preserve"> </w:t>
+      </w:r>
+      <w:proofErr w:type="spellStart"/>
+      <w:r>
+        <w:t>permist</w:t>
+      </w:r>
+      <w:proofErr w:type="spellEnd"/>
+      <w:r>
+        <w:t xml:space="preserve"> Honda</w:t>
+      </w:r>
+      <w:r>
+        <w:t xml:space="preserve"> {</w:t>
+      </w:r>
+    </w:p>
+    <w:p/>
+    <w:p>
+      <w:r>
+        <w:lastRenderedPageBreak/>
         <w:t>}</w:t>
       </w:r>
     </w:p>
+    <w:p>
+      <w:r>
+        <w:rPr>
+          <w:highlight w:val="yellow"/>
+        </w:rPr>
+        <w:t>non-</w:t>
+      </w:r>
+      <w:r>
+        <w:rPr>
+          <w:highlight w:val="yellow"/>
+        </w:rPr>
+        <w:t>sealed</w:t>
+      </w:r>
+      <w:r>
+        <w:t xml:space="preserve"> </w:t>
+      </w:r>
+      <w:r>
+        <w:t xml:space="preserve">class </w:t>
+      </w:r>
+      <w:r>
+        <w:t>Auto</w:t>
+      </w:r>
+      <w:r>
+        <w:t xml:space="preserve"> extends Vehicle</w:t>
+      </w:r>
+      <w:r>
+        <w:t xml:space="preserve"> </w:t>
+      </w:r>
+      <w:r>
+        <w:t>{</w:t>
+      </w:r>
+    </w:p>
+    <w:p/>
+    <w:p>
+      <w:r>
+        <w:t>}</w:t>
+      </w:r>
+    </w:p>
     <w:p/>
     <w:p>
       <w:r>
@@ -4057,7 +4677,15 @@
     <w:p/>
     <w:p>
       <w:r>
-        <w:t xml:space="preserve">    public static void main(String[] </w:t>
+        <w:t xml:space="preserve">    public static void </w:t>
+      </w:r>
+      <w:proofErr w:type="gramStart"/>
+      <w:r>
+        <w:t>main(String[</w:t>
+      </w:r>
+      <w:proofErr w:type="gramEnd"/>
+      <w:r>
+        <w:t xml:space="preserve">] </w:t>
       </w:r>
       <w:proofErr w:type="spellStart"/>
       <w:r>
@@ -4079,7 +4707,15 @@
       </w:r>
       <w:proofErr w:type="spellEnd"/>
       <w:r>
-        <w:t xml:space="preserve"> = new Car();</w:t>
+        <w:t xml:space="preserve"> = new </w:t>
+      </w:r>
+      <w:proofErr w:type="gramStart"/>
+      <w:r>
+        <w:t>Car(</w:t>
+      </w:r>
+      <w:proofErr w:type="gramEnd"/>
+      <w:r>
+        <w:t>);</w:t>
       </w:r>
     </w:p>
     <w:p/>
@@ -4096,18 +4732,25 @@
         <w:t>(</w:t>
       </w:r>
       <w:proofErr w:type="spellStart"/>
+      <w:proofErr w:type="gramStart"/>
       <w:r>
         <w:t>vehicle.getClass</w:t>
       </w:r>
       <w:proofErr w:type="spellEnd"/>
-      <w:r>
-        <w:t>().</w:t>
+      <w:proofErr w:type="gramEnd"/>
+      <w:r>
+        <w:t>(</w:t>
+      </w:r>
+      <w:proofErr w:type="gramStart"/>
+      <w:r>
+        <w:t>).</w:t>
       </w:r>
       <w:proofErr w:type="spellStart"/>
       <w:r>
         <w:t>getSimpleName</w:t>
       </w:r>
       <w:proofErr w:type="spellEnd"/>
+      <w:proofErr w:type="gramEnd"/>
       <w:r>
         <w:t>());</w:t>
       </w:r>
@@ -4201,19 +4844,19 @@
     <w:p/>
     <w:p>
       <w:r>
+        <w:t>↓</w:t>
+      </w:r>
+    </w:p>
+    <w:p/>
+    <w:p>
+      <w:r>
+        <w:t>Credit Card</w:t>
+      </w:r>
+    </w:p>
+    <w:p/>
+    <w:p>
+      <w:r>
         <w:lastRenderedPageBreak/>
-        <w:t>↓</w:t>
-      </w:r>
-    </w:p>
-    <w:p/>
-    <w:p>
-      <w:r>
-        <w:t>Credit Card</w:t>
-      </w:r>
-    </w:p>
-    <w:p/>
-    <w:p>
-      <w:r>
         <w:t>↓</w:t>
       </w:r>
     </w:p>
@@ -4463,7 +5106,6 @@
         </w:numPr>
       </w:pPr>
       <w:r>
-        <w:lastRenderedPageBreak/>
         <w:t xml:space="preserve">Proxy Libraries </w:t>
       </w:r>
     </w:p>
@@ -4496,6 +5138,7 @@
           <w:b/>
           <w:bCs/>
         </w:rPr>
+        <w:lastRenderedPageBreak/>
         <w:t xml:space="preserve">Feature 5: Helpful </w:t>
       </w:r>
       <w:proofErr w:type="spellStart"/>
@@ -4544,26 +5187,38 @@
     </w:p>
     <w:p>
       <w:proofErr w:type="spellStart"/>
+      <w:proofErr w:type="gramStart"/>
       <w:r>
         <w:t>student.getAddress</w:t>
       </w:r>
       <w:proofErr w:type="spellEnd"/>
-      <w:r>
-        <w:t>().</w:t>
+      <w:proofErr w:type="gramEnd"/>
+      <w:r>
+        <w:t>(</w:t>
+      </w:r>
+      <w:proofErr w:type="gramStart"/>
+      <w:r>
+        <w:t>).</w:t>
       </w:r>
       <w:proofErr w:type="spellStart"/>
       <w:r>
         <w:t>getCity</w:t>
       </w:r>
       <w:proofErr w:type="spellEnd"/>
-      <w:r>
-        <w:t>().</w:t>
+      <w:proofErr w:type="gramEnd"/>
+      <w:r>
+        <w:t>(</w:t>
+      </w:r>
+      <w:proofErr w:type="gramStart"/>
+      <w:r>
+        <w:t>).</w:t>
       </w:r>
       <w:proofErr w:type="spellStart"/>
       <w:r>
         <w:t>toUpperCase</w:t>
       </w:r>
       <w:proofErr w:type="spellEnd"/>
+      <w:proofErr w:type="gramEnd"/>
       <w:r>
         <w:t>();</w:t>
       </w:r>
@@ -4639,13 +5294,11 @@
         <w:t>class Address {</w:t>
       </w:r>
     </w:p>
-    <w:p/>
     <w:p>
       <w:r>
         <w:t xml:space="preserve">    String city = "Pune";</w:t>
       </w:r>
     </w:p>
-    <w:p/>
     <w:p>
       <w:r>
         <w:t>}</w:t>
@@ -4657,7 +5310,6 @@
         <w:t>class Student {</w:t>
       </w:r>
     </w:p>
-    <w:p/>
     <w:p>
       <w:r>
         <w:t xml:space="preserve">    Address </w:t>
@@ -4670,8 +5322,17 @@
       <w:r>
         <w:t>;</w:t>
       </w:r>
-    </w:p>
-    <w:p/>
+      <w:r>
+        <w:tab/>
+      </w:r>
+      <w:r>
+        <w:tab/>
+      </w:r>
+      <w:r>
+        <w:tab/>
+        <w:t xml:space="preserve">has a relationship </w:t>
+      </w:r>
+    </w:p>
     <w:p>
       <w:r>
         <w:t>}</w:t>
@@ -4694,101 +5355,129 @@
     <w:p/>
     <w:p>
       <w:r>
+        <w:t xml:space="preserve">    public static void </w:t>
+      </w:r>
+      <w:proofErr w:type="gramStart"/>
+      <w:r>
+        <w:t>main(String[</w:t>
+      </w:r>
+      <w:proofErr w:type="gramEnd"/>
+      <w:r>
+        <w:t xml:space="preserve">] </w:t>
+      </w:r>
+      <w:proofErr w:type="spellStart"/>
+      <w:r>
+        <w:t>args</w:t>
+      </w:r>
+      <w:proofErr w:type="spellEnd"/>
+      <w:r>
+        <w:t>) {</w:t>
+      </w:r>
+    </w:p>
+    <w:p>
+      <w:r>
+        <w:t xml:space="preserve">        Student </w:t>
+      </w:r>
+      <w:proofErr w:type="spellStart"/>
+      <w:r>
+        <w:t>student</w:t>
+      </w:r>
+      <w:proofErr w:type="spellEnd"/>
+      <w:r>
+        <w:t xml:space="preserve"> = new </w:t>
+      </w:r>
+      <w:proofErr w:type="gramStart"/>
+      <w:r>
+        <w:t>Student(</w:t>
+      </w:r>
+      <w:proofErr w:type="gramEnd"/>
+      <w:r>
+        <w:t>);</w:t>
+      </w:r>
+    </w:p>
+    <w:p>
+      <w:r>
+        <w:t xml:space="preserve">        </w:t>
+      </w:r>
+      <w:proofErr w:type="spellStart"/>
+      <w:r>
+        <w:t>System.out.println</w:t>
+      </w:r>
+      <w:proofErr w:type="spellEnd"/>
+      <w:r>
+        <w:t>(</w:t>
+      </w:r>
+      <w:proofErr w:type="spellStart"/>
+      <w:proofErr w:type="gramStart"/>
+      <w:r>
+        <w:rPr>
+          <w:highlight w:val="yellow"/>
+        </w:rPr>
+        <w:t>student.address</w:t>
+      </w:r>
+      <w:proofErr w:type="gramEnd"/>
+      <w:r>
+        <w:rPr>
+          <w:highlight w:val="yellow"/>
+        </w:rPr>
+        <w:t>.city</w:t>
+      </w:r>
+      <w:proofErr w:type="spellEnd"/>
+      <w:r>
+        <w:rPr>
+          <w:highlight w:val="yellow"/>
+        </w:rPr>
+        <w:t>);</w:t>
+      </w:r>
+    </w:p>
+    <w:p>
+      <w:r>
+        <w:t xml:space="preserve">    }</w:t>
+      </w:r>
+    </w:p>
+    <w:p>
+      <w:r>
+        <w:t>}</w:t>
+      </w:r>
+    </w:p>
+    <w:p>
+      <w:pPr>
+        <w:rPr>
+          <w:b/>
+          <w:bCs/>
+        </w:rPr>
+      </w:pPr>
+      <w:r>
+        <w:rPr>
+          <w:b/>
+          <w:bCs/>
+        </w:rPr>
+        <w:t>Output (Modern JVM)</w:t>
+      </w:r>
+    </w:p>
+    <w:p>
+      <w:r>
+        <w:t>Cannot read field "city"</w:t>
+      </w:r>
+    </w:p>
+    <w:p>
+      <w:r>
+        <w:t>because "</w:t>
+      </w:r>
+      <w:proofErr w:type="spellStart"/>
+      <w:proofErr w:type="gramStart"/>
+      <w:r>
+        <w:t>student.address</w:t>
+      </w:r>
+      <w:proofErr w:type="spellEnd"/>
+      <w:proofErr w:type="gramEnd"/>
+      <w:r>
+        <w:t>" is null</w:t>
+      </w:r>
+    </w:p>
+    <w:p>
+      <w:r>
         <w:lastRenderedPageBreak/>
-        <w:t xml:space="preserve">    public static void main(String[] </w:t>
-      </w:r>
-      <w:proofErr w:type="spellStart"/>
-      <w:r>
-        <w:t>args</w:t>
-      </w:r>
-      <w:proofErr w:type="spellEnd"/>
-      <w:r>
-        <w:t>) {</w:t>
-      </w:r>
-    </w:p>
-    <w:p/>
-    <w:p>
-      <w:r>
-        <w:t xml:space="preserve">        Student </w:t>
-      </w:r>
-      <w:proofErr w:type="spellStart"/>
-      <w:r>
-        <w:t>student</w:t>
-      </w:r>
-      <w:proofErr w:type="spellEnd"/>
-      <w:r>
-        <w:t xml:space="preserve"> = new Student();</w:t>
-      </w:r>
-    </w:p>
-    <w:p/>
-    <w:p>
-      <w:r>
-        <w:t xml:space="preserve">        </w:t>
-      </w:r>
-      <w:proofErr w:type="spellStart"/>
-      <w:r>
-        <w:t>System.out.println</w:t>
-      </w:r>
-      <w:proofErr w:type="spellEnd"/>
-      <w:r>
-        <w:t>(</w:t>
-      </w:r>
-      <w:proofErr w:type="spellStart"/>
-      <w:r>
-        <w:t>student.address.city</w:t>
-      </w:r>
-      <w:proofErr w:type="spellEnd"/>
-      <w:r>
-        <w:t>);</w:t>
-      </w:r>
-    </w:p>
-    <w:p/>
-    <w:p>
-      <w:r>
-        <w:t xml:space="preserve">    }</w:t>
-      </w:r>
-    </w:p>
-    <w:p/>
-    <w:p>
-      <w:r>
-        <w:t>}</w:t>
-      </w:r>
-    </w:p>
-    <w:p>
-      <w:pPr>
-        <w:rPr>
-          <w:b/>
-          <w:bCs/>
-        </w:rPr>
-      </w:pPr>
-      <w:r>
-        <w:rPr>
-          <w:b/>
-          <w:bCs/>
-        </w:rPr>
-        <w:t>Output (Modern JVM)</w:t>
-      </w:r>
-    </w:p>
-    <w:p>
-      <w:r>
-        <w:t>Cannot read field "city"</w:t>
-      </w:r>
-    </w:p>
-    <w:p>
-      <w:r>
-        <w:t>because "</w:t>
-      </w:r>
-      <w:proofErr w:type="spellStart"/>
-      <w:r>
-        <w:t>student.address</w:t>
-      </w:r>
-      <w:proofErr w:type="spellEnd"/>
-      <w:r>
-        <w:t>" is null</w:t>
-      </w:r>
-    </w:p>
-    <w:p>
-      <w:r>
         <w:pict w14:anchorId="5D9F1074">
           <v:rect id="_x0000_i1089" style="width:0;height:1.5pt" o:hralign="center" o:hrstd="t" o:hr="t" fillcolor="#a0a0a0" stroked="f"/>
         </w:pict>
@@ -4815,7 +5504,6 @@
       </w:r>
     </w:p>
     <w:p/>
-    <w:p/>
     <w:p>
       <w:pPr>
         <w:rPr>
@@ -4911,7 +5599,6 @@
     <w:p/>
     <w:p>
       <w:r>
-        <w:lastRenderedPageBreak/>
         <w:t xml:space="preserve">class </w:t>
       </w:r>
       <w:proofErr w:type="spellStart"/>
@@ -5079,7 +5766,6 @@
     <w:p/>
     <w:p>
       <w:r>
-        <w:lastRenderedPageBreak/>
         <w:t>Debit Card</w:t>
       </w:r>
     </w:p>
@@ -5183,6 +5869,7 @@
     <w:p/>
     <w:p>
       <w:r>
+        <w:lastRenderedPageBreak/>
         <w:t>}</w:t>
       </w:r>
     </w:p>
@@ -5255,7 +5942,15 @@
     <w:p/>
     <w:p>
       <w:r>
-        <w:t xml:space="preserve">    public static void main(String[] </w:t>
+        <w:t xml:space="preserve">    public static void </w:t>
+      </w:r>
+      <w:proofErr w:type="gramStart"/>
+      <w:r>
+        <w:t>main(String[</w:t>
+      </w:r>
+      <w:proofErr w:type="gramEnd"/>
+      <w:r>
+        <w:t xml:space="preserve">] </w:t>
       </w:r>
       <w:proofErr w:type="spellStart"/>
       <w:r>
@@ -5269,7 +5964,6 @@
     <w:p/>
     <w:p>
       <w:r>
-        <w:lastRenderedPageBreak/>
         <w:t xml:space="preserve">        Payment </w:t>
       </w:r>
       <w:proofErr w:type="spellStart"/>
@@ -5281,12 +5975,17 @@
         <w:t xml:space="preserve"> = new </w:t>
       </w:r>
       <w:proofErr w:type="spellStart"/>
+      <w:proofErr w:type="gramStart"/>
       <w:r>
         <w:t>CreditCard</w:t>
       </w:r>
       <w:proofErr w:type="spellEnd"/>
       <w:r>
-        <w:t>();</w:t>
+        <w:t>(</w:t>
+      </w:r>
+      <w:proofErr w:type="gramEnd"/>
+      <w:r>
+        <w:t>);</w:t>
       </w:r>
     </w:p>
     <w:p/>
@@ -5300,7 +5999,15 @@
       </w:r>
       <w:proofErr w:type="spellEnd"/>
       <w:r>
-        <w:t>("Payment Type : "</w:t>
+        <w:t xml:space="preserve">("Payment </w:t>
+      </w:r>
+      <w:proofErr w:type="gramStart"/>
+      <w:r>
+        <w:t>Type :</w:t>
+      </w:r>
+      <w:proofErr w:type="gramEnd"/>
+      <w:r>
+        <w:t xml:space="preserve"> "</w:t>
       </w:r>
     </w:p>
     <w:p>
@@ -5308,18 +6015,25 @@
         <w:t xml:space="preserve">                + </w:t>
       </w:r>
       <w:proofErr w:type="spellStart"/>
+      <w:proofErr w:type="gramStart"/>
       <w:r>
         <w:t>payment.getClass</w:t>
       </w:r>
       <w:proofErr w:type="spellEnd"/>
-      <w:r>
-        <w:t>().</w:t>
+      <w:proofErr w:type="gramEnd"/>
+      <w:r>
+        <w:t>(</w:t>
+      </w:r>
+      <w:proofErr w:type="gramStart"/>
+      <w:r>
+        <w:t>).</w:t>
       </w:r>
       <w:proofErr w:type="spellStart"/>
       <w:r>
         <w:t>getSimpleName</w:t>
       </w:r>
       <w:proofErr w:type="spellEnd"/>
+      <w:proofErr w:type="gramEnd"/>
       <w:r>
         <w:t>());</w:t>
       </w:r>
@@ -5353,7 +6067,15 @@
     </w:p>
     <w:p>
       <w:r>
-        <w:t xml:space="preserve">Payment Type : </w:t>
+        <w:t xml:space="preserve">Payment </w:t>
+      </w:r>
+      <w:proofErr w:type="gramStart"/>
+      <w:r>
+        <w:t>Type :</w:t>
+      </w:r>
+      <w:proofErr w:type="gramEnd"/>
+      <w:r>
+        <w:t xml:space="preserve"> </w:t>
       </w:r>
       <w:proofErr w:type="spellStart"/>
       <w:r>
@@ -5400,6 +6122,7 @@
     </w:p>
     <w:p>
       <w:r>
+        <w:lastRenderedPageBreak/>
         <w:t>Payment</w:t>
       </w:r>
     </w:p>
@@ -5483,7 +6206,6 @@
     </w:p>
     <w:p>
       <w:r>
-        <w:lastRenderedPageBreak/>
         <w:pict w14:anchorId="14151254">
           <v:rect id="_x0000_i1097" style="width:0;height:1.5pt" o:hralign="center" o:hrstd="t" o:hr="t" fillcolor="#a0a0a0" stroked="f"/>
         </w:pict>
@@ -5524,10 +6246,12 @@
     </w:p>
     <w:p/>
     <w:p>
+      <w:proofErr w:type="gramStart"/>
       <w:r>
         <w:t>if(</w:t>
       </w:r>
       <w:proofErr w:type="spellStart"/>
+      <w:proofErr w:type="gramEnd"/>
       <w:r>
         <w:t>obj</w:t>
       </w:r>
@@ -5541,7 +6265,21 @@
       </w:r>
       <w:proofErr w:type="spellEnd"/>
       <w:r>
-        <w:t xml:space="preserve"> String){</w:t>
+        <w:t xml:space="preserve"> </w:t>
+      </w:r>
+      <w:proofErr w:type="gramStart"/>
+      <w:r>
+        <w:t>String</w:t>
+      </w:r>
+      <w:r>
+        <w:t xml:space="preserve"> </w:t>
+      </w:r>
+      <w:r>
+        <w:t>)</w:t>
+      </w:r>
+      <w:proofErr w:type="gramEnd"/>
+      <w:r>
+        <w:t>{</w:t>
       </w:r>
     </w:p>
     <w:p/>
@@ -5580,9 +6318,14 @@
     </w:p>
     <w:p>
       <w:r>
-        <w:t>else if(</w:t>
-      </w:r>
-      <w:proofErr w:type="spellStart"/>
+        <w:t xml:space="preserve">else </w:t>
+      </w:r>
+      <w:proofErr w:type="gramStart"/>
+      <w:r>
+        <w:t>if(</w:t>
+      </w:r>
+      <w:proofErr w:type="spellStart"/>
+      <w:proofErr w:type="gramEnd"/>
       <w:r>
         <w:t>obj</w:t>
       </w:r>
@@ -5596,8 +6339,13 @@
       </w:r>
       <w:proofErr w:type="spellEnd"/>
       <w:r>
-        <w:t xml:space="preserve"> Integer){</w:t>
-      </w:r>
+        <w:t xml:space="preserve"> </w:t>
+      </w:r>
+      <w:proofErr w:type="gramStart"/>
+      <w:r>
+        <w:t>Integer){</w:t>
+      </w:r>
+      <w:proofErr w:type="gramEnd"/>
     </w:p>
     <w:p/>
     <w:p>
@@ -5767,143 +6515,196 @@
     </w:p>
     <w:p>
       <w:r>
+        <w:t xml:space="preserve">public class </w:t>
+      </w:r>
+      <w:proofErr w:type="spellStart"/>
+      <w:r>
+        <w:t>SwitchPatternExample</w:t>
+      </w:r>
+      <w:proofErr w:type="spellEnd"/>
+      <w:r>
+        <w:t xml:space="preserve"> {</w:t>
+      </w:r>
+    </w:p>
+    <w:p/>
+    <w:p>
+      <w:r>
+        <w:t xml:space="preserve">    static String </w:t>
+      </w:r>
+      <w:proofErr w:type="gramStart"/>
+      <w:r>
+        <w:t>check(</w:t>
+      </w:r>
+      <w:proofErr w:type="gramEnd"/>
+      <w:r>
+        <w:t xml:space="preserve">Object </w:t>
+      </w:r>
+      <w:proofErr w:type="spellStart"/>
+      <w:proofErr w:type="gramStart"/>
+      <w:r>
+        <w:t>obj</w:t>
+      </w:r>
+      <w:proofErr w:type="spellEnd"/>
+      <w:r>
+        <w:t>){</w:t>
+      </w:r>
+      <w:proofErr w:type="gramEnd"/>
+    </w:p>
+    <w:p>
+      <w:r>
+        <w:t xml:space="preserve">        return switch(</w:t>
+      </w:r>
+      <w:proofErr w:type="spellStart"/>
+      <w:r>
+        <w:t>obj</w:t>
+      </w:r>
+      <w:proofErr w:type="spellEnd"/>
+      <w:proofErr w:type="gramStart"/>
+      <w:r>
+        <w:t>){</w:t>
+      </w:r>
+      <w:proofErr w:type="gramEnd"/>
+    </w:p>
+    <w:p>
+      <w:r>
+        <w:t xml:space="preserve">            case </w:t>
+      </w:r>
+      <w:r>
+        <w:rPr>
+          <w:highlight w:val="yellow"/>
+        </w:rPr>
+        <w:t>String s</w:t>
+      </w:r>
+      <w:r>
+        <w:t xml:space="preserve"> -&gt; "String </w:t>
+      </w:r>
+      <w:proofErr w:type="gramStart"/>
+      <w:r>
+        <w:t>Value :</w:t>
+      </w:r>
+      <w:proofErr w:type="gramEnd"/>
+      <w:r>
+        <w:t xml:space="preserve"> " + s;</w:t>
+      </w:r>
+    </w:p>
+    <w:p>
+      <w:r>
+        <w:t xml:space="preserve">            case </w:t>
+      </w:r>
+      <w:r>
+        <w:rPr>
+          <w:highlight w:val="yellow"/>
+        </w:rPr>
+        <w:t xml:space="preserve">Integer </w:t>
+      </w:r>
+      <w:proofErr w:type="spellStart"/>
+      <w:r>
+        <w:rPr>
+          <w:highlight w:val="yellow"/>
+        </w:rPr>
+        <w:t>i</w:t>
+      </w:r>
+      <w:proofErr w:type="spellEnd"/>
+      <w:r>
+        <w:t xml:space="preserve"> -&gt; "Integer </w:t>
+      </w:r>
+      <w:proofErr w:type="gramStart"/>
+      <w:r>
+        <w:t>Value :</w:t>
+      </w:r>
+      <w:proofErr w:type="gramEnd"/>
+      <w:r>
+        <w:t xml:space="preserve"> " + </w:t>
+      </w:r>
+      <w:proofErr w:type="spellStart"/>
+      <w:r>
+        <w:t>i</w:t>
+      </w:r>
+      <w:proofErr w:type="spellEnd"/>
+      <w:r>
+        <w:t>;</w:t>
+      </w:r>
+    </w:p>
+    <w:p>
+      <w:r>
+        <w:t xml:space="preserve">            default -&gt; "Unknown Type";</w:t>
+      </w:r>
+    </w:p>
+    <w:p>
+      <w:r>
+        <w:t xml:space="preserve">        };</w:t>
+      </w:r>
+    </w:p>
+    <w:p>
+      <w:r>
+        <w:t xml:space="preserve">    }</w:t>
+      </w:r>
+    </w:p>
+    <w:p>
+      <w:r>
+        <w:t xml:space="preserve">    public static void </w:t>
+      </w:r>
+      <w:proofErr w:type="gramStart"/>
+      <w:r>
+        <w:t>main(String[</w:t>
+      </w:r>
+      <w:proofErr w:type="gramEnd"/>
+      <w:r>
+        <w:t xml:space="preserve">] </w:t>
+      </w:r>
+      <w:proofErr w:type="spellStart"/>
+      <w:r>
+        <w:t>args</w:t>
+      </w:r>
+      <w:proofErr w:type="spellEnd"/>
+      <w:r>
+        <w:t>) {</w:t>
+      </w:r>
+    </w:p>
+    <w:p>
+      <w:r>
+        <w:t xml:space="preserve">        </w:t>
+      </w:r>
+      <w:proofErr w:type="spellStart"/>
+      <w:r>
+        <w:t>System.out.println</w:t>
+      </w:r>
+      <w:proofErr w:type="spellEnd"/>
+      <w:r>
+        <w:t>(check("Java"));</w:t>
+      </w:r>
+    </w:p>
+    <w:p>
+      <w:r>
+        <w:t xml:space="preserve">        </w:t>
+      </w:r>
+      <w:proofErr w:type="spellStart"/>
+      <w:r>
+        <w:t>System.out.println</w:t>
+      </w:r>
+      <w:proofErr w:type="spellEnd"/>
+      <w:r>
+        <w:t>(</w:t>
+      </w:r>
+      <w:proofErr w:type="gramStart"/>
+      <w:r>
+        <w:t>check(</w:t>
+      </w:r>
+      <w:proofErr w:type="gramEnd"/>
+      <w:r>
+        <w:t>100));</w:t>
+      </w:r>
+    </w:p>
+    <w:p/>
+    <w:p>
+      <w:r>
         <w:lastRenderedPageBreak/>
-        <w:t xml:space="preserve">public class </w:t>
-      </w:r>
-      <w:proofErr w:type="spellStart"/>
-      <w:r>
-        <w:t>SwitchPatternExample</w:t>
-      </w:r>
-      <w:proofErr w:type="spellEnd"/>
-      <w:r>
-        <w:t xml:space="preserve"> {</w:t>
-      </w:r>
-    </w:p>
-    <w:p/>
-    <w:p>
-      <w:r>
-        <w:t xml:space="preserve">    static String check(Object </w:t>
-      </w:r>
-      <w:proofErr w:type="spellStart"/>
-      <w:r>
-        <w:t>obj</w:t>
-      </w:r>
-      <w:proofErr w:type="spellEnd"/>
-      <w:r>
-        <w:t>){</w:t>
-      </w:r>
-    </w:p>
-    <w:p/>
-    <w:p>
-      <w:r>
-        <w:t xml:space="preserve">        return switch(</w:t>
-      </w:r>
-      <w:proofErr w:type="spellStart"/>
-      <w:r>
-        <w:t>obj</w:t>
-      </w:r>
-      <w:proofErr w:type="spellEnd"/>
-      <w:r>
-        <w:t>){</w:t>
-      </w:r>
-    </w:p>
-    <w:p/>
-    <w:p>
-      <w:r>
-        <w:t xml:space="preserve">            case String s -&gt; "String Value : " + s;</w:t>
-      </w:r>
-    </w:p>
-    <w:p/>
-    <w:p>
-      <w:r>
-        <w:t xml:space="preserve">            case Integer </w:t>
-      </w:r>
-      <w:proofErr w:type="spellStart"/>
-      <w:r>
-        <w:t>i</w:t>
-      </w:r>
-      <w:proofErr w:type="spellEnd"/>
-      <w:r>
-        <w:t xml:space="preserve"> -&gt; "Integer Value : " + </w:t>
-      </w:r>
-      <w:proofErr w:type="spellStart"/>
-      <w:r>
-        <w:t>i</w:t>
-      </w:r>
-      <w:proofErr w:type="spellEnd"/>
-      <w:r>
-        <w:t>;</w:t>
-      </w:r>
-    </w:p>
-    <w:p/>
-    <w:p>
-      <w:r>
-        <w:t xml:space="preserve">            default -&gt; "Unknown Type";</w:t>
-      </w:r>
-    </w:p>
-    <w:p/>
-    <w:p>
-      <w:r>
-        <w:t xml:space="preserve">        };</w:t>
-      </w:r>
-    </w:p>
-    <w:p/>
-    <w:p>
-      <w:r>
         <w:t xml:space="preserve">    }</w:t>
       </w:r>
     </w:p>
     <w:p/>
     <w:p>
       <w:r>
-        <w:t xml:space="preserve">    public static void main(String[] </w:t>
-      </w:r>
-      <w:proofErr w:type="spellStart"/>
-      <w:r>
-        <w:t>args</w:t>
-      </w:r>
-      <w:proofErr w:type="spellEnd"/>
-      <w:r>
-        <w:t>) {</w:t>
-      </w:r>
-    </w:p>
-    <w:p/>
-    <w:p>
-      <w:r>
-        <w:t xml:space="preserve">        </w:t>
-      </w:r>
-      <w:proofErr w:type="spellStart"/>
-      <w:r>
-        <w:t>System.out.println</w:t>
-      </w:r>
-      <w:proofErr w:type="spellEnd"/>
-      <w:r>
-        <w:t>(check("Java"));</w:t>
-      </w:r>
-    </w:p>
-    <w:p/>
-    <w:p>
-      <w:r>
-        <w:t xml:space="preserve">        </w:t>
-      </w:r>
-      <w:proofErr w:type="spellStart"/>
-      <w:r>
-        <w:t>System.out.println</w:t>
-      </w:r>
-      <w:proofErr w:type="spellEnd"/>
-      <w:r>
-        <w:t>(check(100));</w:t>
-      </w:r>
-    </w:p>
-    <w:p/>
-    <w:p>
-      <w:r>
-        <w:t xml:space="preserve">    }</w:t>
-      </w:r>
-    </w:p>
-    <w:p/>
-    <w:p>
-      <w:r>
         <w:t>}</w:t>
       </w:r>
     </w:p>
@@ -5924,13 +6725,29 @@
     </w:p>
     <w:p>
       <w:r>
-        <w:t>String Value : Java</w:t>
-      </w:r>
-    </w:p>
-    <w:p/>
-    <w:p>
-      <w:r>
-        <w:t>Integer Value : 100</w:t>
+        <w:t xml:space="preserve">String </w:t>
+      </w:r>
+      <w:proofErr w:type="gramStart"/>
+      <w:r>
+        <w:t>Value :</w:t>
+      </w:r>
+      <w:proofErr w:type="gramEnd"/>
+      <w:r>
+        <w:t xml:space="preserve"> Java</w:t>
+      </w:r>
+    </w:p>
+    <w:p/>
+    <w:p>
+      <w:r>
+        <w:t xml:space="preserve">Integer </w:t>
+      </w:r>
+      <w:proofErr w:type="gramStart"/>
+      <w:r>
+        <w:t>Value :</w:t>
+      </w:r>
+      <w:proofErr w:type="gramEnd"/>
+      <w:r>
+        <w:t xml:space="preserve"> 100</w:t>
       </w:r>
     </w:p>
     <w:p>
@@ -5957,7 +6774,6 @@
     </w:p>
     <w:p>
       <w:r>
-        <w:lastRenderedPageBreak/>
         <w:t>Suppose a Notification Service receives different events.</w:t>
       </w:r>
     </w:p>
@@ -5966,19 +6782,16 @@
         <w:t>SMS Event</w:t>
       </w:r>
     </w:p>
-    <w:p/>
     <w:p>
       <w:r>
         <w:t>↓</w:t>
       </w:r>
     </w:p>
-    <w:p/>
     <w:p>
       <w:r>
         <w:t>Email Event</w:t>
       </w:r>
     </w:p>
-    <w:p/>
     <w:p>
       <w:r>
         <w:t>↓</w:t>
@@ -6049,7 +6862,15 @@
       </w:r>
       <w:proofErr w:type="spellEnd"/>
       <w:r>
-        <w:t xml:space="preserve"> = new Random();</w:t>
+        <w:t xml:space="preserve"> = new </w:t>
+      </w:r>
+      <w:proofErr w:type="gramStart"/>
+      <w:r>
+        <w:t>Random(</w:t>
+      </w:r>
+      <w:proofErr w:type="gramEnd"/>
+      <w:r>
+        <w:t>);</w:t>
       </w:r>
     </w:p>
     <w:p/>
@@ -6063,10 +6884,12 @@
         <w:t>(</w:t>
       </w:r>
       <w:proofErr w:type="spellStart"/>
+      <w:proofErr w:type="gramStart"/>
       <w:r>
         <w:t>random.nextInt</w:t>
       </w:r>
       <w:proofErr w:type="spellEnd"/>
+      <w:proofErr w:type="gramEnd"/>
       <w:r>
         <w:t>(100));</w:t>
       </w:r>
@@ -6148,6 +6971,7 @@
     </w:p>
     <w:p>
       <w:r>
+        <w:lastRenderedPageBreak/>
         <w:pict w14:anchorId="40654591">
           <v:rect id="_x0000_i1105" style="width:0;height:1.5pt" o:hralign="center" o:hrstd="t" o:hr="t" fillcolor="#a0a0a0" stroked="f"/>
         </w:pict>
@@ -6205,14 +7029,23 @@
     </w:p>
     <w:p>
       <w:r>
-        <w:lastRenderedPageBreak/>
         <w:t xml:space="preserve">import </w:t>
       </w:r>
       <w:proofErr w:type="spellStart"/>
-      <w:r>
-        <w:t>java.util.random.RandomGenerator</w:t>
-      </w:r>
-      <w:proofErr w:type="spellEnd"/>
+      <w:proofErr w:type="gramStart"/>
+      <w:r>
+        <w:t>java.util</w:t>
+      </w:r>
+      <w:proofErr w:type="gramEnd"/>
+      <w:r>
+        <w:t>.</w:t>
+      </w:r>
+      <w:proofErr w:type="gramStart"/>
+      <w:r>
+        <w:t>random.RandomGenerator</w:t>
+      </w:r>
+      <w:proofErr w:type="spellEnd"/>
+      <w:proofErr w:type="gramEnd"/>
       <w:r>
         <w:t>;</w:t>
       </w:r>
@@ -6231,10 +7064,17 @@
         <w:t xml:space="preserve"> {</w:t>
       </w:r>
     </w:p>
-    <w:p/>
-    <w:p>
-      <w:r>
-        <w:t xml:space="preserve">    public static void main(String[] </w:t>
+    <w:p>
+      <w:r>
+        <w:t xml:space="preserve">    public static void </w:t>
+      </w:r>
+      <w:proofErr w:type="gramStart"/>
+      <w:r>
+        <w:t>main(String[</w:t>
+      </w:r>
+      <w:proofErr w:type="gramEnd"/>
+      <w:r>
+        <w:t xml:space="preserve">] </w:t>
       </w:r>
       <w:proofErr w:type="spellStart"/>
       <w:r>
@@ -6245,7 +7085,6 @@
         <w:t>) {</w:t>
       </w:r>
     </w:p>
-    <w:p/>
     <w:p>
       <w:r>
         <w:t xml:space="preserve">        </w:t>
@@ -6258,11 +7097,6 @@
       <w:r>
         <w:t xml:space="preserve"> random =</w:t>
       </w:r>
-    </w:p>
-    <w:p>
-      <w:r>
-        <w:t xml:space="preserve">                </w:t>
-      </w:r>
       <w:proofErr w:type="spellStart"/>
       <w:r>
         <w:t>RandomGenerator.getDefault</w:t>
@@ -6272,7 +7106,6 @@
         <w:t>();</w:t>
       </w:r>
     </w:p>
-    <w:p/>
     <w:p>
       <w:r>
         <w:t xml:space="preserve">        </w:t>
@@ -6283,7 +7116,15 @@
       </w:r>
       <w:proofErr w:type="spellEnd"/>
       <w:r>
-        <w:t>("Random Number : "</w:t>
+        <w:t xml:space="preserve">("Random </w:t>
+      </w:r>
+      <w:proofErr w:type="gramStart"/>
+      <w:r>
+        <w:t>Number :</w:t>
+      </w:r>
+      <w:proofErr w:type="gramEnd"/>
+      <w:r>
+        <w:t xml:space="preserve"> "</w:t>
       </w:r>
     </w:p>
     <w:p>
@@ -6291,10 +7132,12 @@
         <w:t xml:space="preserve">                + </w:t>
       </w:r>
       <w:proofErr w:type="spellStart"/>
+      <w:proofErr w:type="gramStart"/>
       <w:r>
         <w:t>random.nextInt</w:t>
       </w:r>
       <w:proofErr w:type="spellEnd"/>
+      <w:proofErr w:type="gramEnd"/>
       <w:r>
         <w:t>(100));</w:t>
       </w:r>
@@ -6328,7 +7171,15 @@
     </w:p>
     <w:p>
       <w:r>
-        <w:t>Random Number : 57</w:t>
+        <w:t xml:space="preserve">Random </w:t>
+      </w:r>
+      <w:proofErr w:type="gramStart"/>
+      <w:r>
+        <w:t>Number :</w:t>
+      </w:r>
+      <w:proofErr w:type="gramEnd"/>
+      <w:r>
+        <w:t xml:space="preserve"> 57</w:t>
       </w:r>
     </w:p>
     <w:p>
@@ -6459,29 +7310,34 @@
     </w:p>
     <w:p>
       <w:r>
+        <w:lastRenderedPageBreak/>
         <w:t>Developers could access internal JDK APIs such as:</w:t>
       </w:r>
     </w:p>
     <w:p>
       <w:proofErr w:type="spellStart"/>
-      <w:r>
-        <w:t>sun.misc.Unsafe</w:t>
-      </w:r>
-      <w:proofErr w:type="spellEnd"/>
-    </w:p>
-    <w:p>
-      <w:pPr>
-        <w:rPr>
-          <w:b/>
-          <w:bCs/>
-        </w:rPr>
-      </w:pPr>
-      <w:r>
-        <w:rPr>
-          <w:b/>
-          <w:bCs/>
-        </w:rPr>
-        <w:lastRenderedPageBreak/>
+      <w:proofErr w:type="gramStart"/>
+      <w:r>
+        <w:t>sun.misc</w:t>
+      </w:r>
+      <w:proofErr w:type="gramEnd"/>
+      <w:r>
+        <w:t>.Unsafe</w:t>
+      </w:r>
+      <w:proofErr w:type="spellEnd"/>
+    </w:p>
+    <w:p>
+      <w:pPr>
+        <w:rPr>
+          <w:b/>
+          <w:bCs/>
+        </w:rPr>
+      </w:pPr>
+      <w:r>
+        <w:rPr>
+          <w:b/>
+          <w:bCs/>
+        </w:rPr>
         <w:t>Problems</w:t>
       </w:r>
     </w:p>
@@ -6693,6 +7549,7 @@
     <w:p>
       <w:proofErr w:type="spellStart"/>
       <w:r>
+        <w:lastRenderedPageBreak/>
         <w:t>ThreadLocalRandom</w:t>
       </w:r>
       <w:proofErr w:type="spellEnd"/>
@@ -6704,7 +7561,6 @@
     </w:p>
     <w:p>
       <w:r>
-        <w:lastRenderedPageBreak/>
         <w:pict w14:anchorId="727C7219">
           <v:rect id="_x0000_i1115" style="width:0;height:1.5pt" o:hralign="center" o:hrstd="t" o:hr="t" fillcolor="#a0a0a0" stroked="f"/>
         </w:pict>
@@ -6801,15 +7657,24 @@
         <w:t xml:space="preserve">import </w:t>
       </w:r>
       <w:proofErr w:type="spellStart"/>
-      <w:r>
-        <w:t>java.util.random.RandomGeneratorFactory</w:t>
-      </w:r>
-      <w:proofErr w:type="spellEnd"/>
+      <w:proofErr w:type="gramStart"/>
+      <w:r>
+        <w:t>java.util</w:t>
+      </w:r>
+      <w:proofErr w:type="gramEnd"/>
+      <w:r>
+        <w:t>.</w:t>
+      </w:r>
+      <w:proofErr w:type="gramStart"/>
+      <w:r>
+        <w:t>random.RandomGeneratorFactory</w:t>
+      </w:r>
+      <w:proofErr w:type="spellEnd"/>
+      <w:proofErr w:type="gramEnd"/>
       <w:r>
         <w:t>;</w:t>
       </w:r>
     </w:p>
-    <w:p/>
     <w:p>
       <w:r>
         <w:t xml:space="preserve">public class </w:t>
@@ -6826,7 +7691,15 @@
     <w:p/>
     <w:p>
       <w:r>
-        <w:t xml:space="preserve">    public static void main(String[] </w:t>
+        <w:t xml:space="preserve">    public static void </w:t>
+      </w:r>
+      <w:proofErr w:type="gramStart"/>
+      <w:r>
+        <w:t>main(String[</w:t>
+      </w:r>
+      <w:proofErr w:type="gramEnd"/>
+      <w:r>
+        <w:t xml:space="preserve">] </w:t>
       </w:r>
       <w:proofErr w:type="spellStart"/>
       <w:r>
@@ -6843,28 +7716,46 @@
         <w:t xml:space="preserve">        </w:t>
       </w:r>
       <w:proofErr w:type="spellStart"/>
+      <w:proofErr w:type="gramStart"/>
       <w:r>
         <w:t>RandomGeneratorFactory.all</w:t>
       </w:r>
       <w:proofErr w:type="spellEnd"/>
       <w:r>
-        <w:t>()</w:t>
-      </w:r>
-    </w:p>
-    <w:p>
-      <w:r>
-        <w:t xml:space="preserve">                .limit(5)</w:t>
-      </w:r>
-    </w:p>
-    <w:p>
-      <w:r>
-        <w:t xml:space="preserve">                .</w:t>
+        <w:t>(</w:t>
+      </w:r>
+      <w:proofErr w:type="gramEnd"/>
+      <w:r>
+        <w:t>)</w:t>
+      </w:r>
+    </w:p>
+    <w:p>
+      <w:r>
+        <w:t xml:space="preserve">                </w:t>
+      </w:r>
+      <w:proofErr w:type="gramStart"/>
+      <w:r>
+        <w:t>.limit</w:t>
+      </w:r>
+      <w:proofErr w:type="gramEnd"/>
+      <w:r>
+        <w:t>(5)</w:t>
+      </w:r>
+    </w:p>
+    <w:p>
+      <w:r>
+        <w:t xml:space="preserve">                </w:t>
+      </w:r>
+      <w:proofErr w:type="gramStart"/>
+      <w:r>
+        <w:t>.</w:t>
       </w:r>
       <w:proofErr w:type="spellStart"/>
       <w:r>
         <w:t>forEach</w:t>
       </w:r>
       <w:proofErr w:type="spellEnd"/>
+      <w:proofErr w:type="gramEnd"/>
       <w:r>
         <w:t>(factory -&gt;</w:t>
       </w:r>
@@ -6879,7 +7770,15 @@
       </w:r>
       <w:proofErr w:type="spellEnd"/>
       <w:r>
-        <w:t>(factory.name()));</w:t>
+        <w:t>(</w:t>
+      </w:r>
+      <w:proofErr w:type="gramStart"/>
+      <w:r>
+        <w:t>factory.name(</w:t>
+      </w:r>
+      <w:proofErr w:type="gramEnd"/>
+      <w:r>
+        <w:t>)));</w:t>
       </w:r>
     </w:p>
     <w:p/>
@@ -6914,13 +7813,11 @@
         <w:t>L32X64MixRandom</w:t>
       </w:r>
     </w:p>
-    <w:p/>
     <w:p>
       <w:r>
         <w:t>L64X128MixRandom</w:t>
       </w:r>
     </w:p>
-    <w:p/>
     <w:p>
       <w:r>
         <w:t>Xoshiro256PlusPlus</w:t>
@@ -6937,6 +7834,7 @@
     <w:p/>
     <w:p>
       <w:r>
+        <w:lastRenderedPageBreak/>
         <w:t>Random</w:t>
       </w:r>
     </w:p>
@@ -7140,7 +8038,15 @@
       </w:r>
       <w:proofErr w:type="spellEnd"/>
       <w:r>
-        <w:t xml:space="preserve"> = new Thread(() -&gt; {</w:t>
+        <w:t xml:space="preserve"> = new </w:t>
+      </w:r>
+      <w:proofErr w:type="gramStart"/>
+      <w:r>
+        <w:t>Thread(</w:t>
+      </w:r>
+      <w:proofErr w:type="gramEnd"/>
+      <w:r>
+        <w:t>() -&gt; {</w:t>
       </w:r>
     </w:p>
     <w:p>
@@ -7164,10 +8070,12 @@
     <w:p/>
     <w:p>
       <w:proofErr w:type="spellStart"/>
+      <w:proofErr w:type="gramStart"/>
       <w:r>
         <w:t>thread.start</w:t>
       </w:r>
       <w:proofErr w:type="spellEnd"/>
+      <w:proofErr w:type="gramEnd"/>
       <w:r>
         <w:t>();</w:t>
       </w:r>
@@ -7216,12 +8124,12 @@
     </w:p>
     <w:p>
       <w:r>
+        <w:t>Traditional Thread Model</w:t>
+      </w:r>
+    </w:p>
+    <w:p>
+      <w:r>
         <w:lastRenderedPageBreak/>
-        <w:t>Traditional Thread Model</w:t>
-      </w:r>
-    </w:p>
-    <w:p>
-      <w:r>
         <w:t>10000 Requests</w:t>
       </w:r>
     </w:p>
@@ -7409,22 +8317,22 @@
     </w:p>
     <w:p>
       <w:r>
+        <w:t xml:space="preserve">A </w:t>
+      </w:r>
+      <w:r>
+        <w:rPr>
+          <w:b/>
+          <w:bCs/>
+        </w:rPr>
+        <w:t>Virtual Thread</w:t>
+      </w:r>
+      <w:r>
+        <w:t xml:space="preserve"> is a lightweight thread managed by the JVM instead of the operating system.</w:t>
+      </w:r>
+    </w:p>
+    <w:p>
+      <w:r>
         <w:lastRenderedPageBreak/>
-        <w:t xml:space="preserve">A </w:t>
-      </w:r>
-      <w:r>
-        <w:rPr>
-          <w:b/>
-          <w:bCs/>
-        </w:rPr>
-        <w:t>Virtual Thread</w:t>
-      </w:r>
-      <w:r>
-        <w:t xml:space="preserve"> is a lightweight thread managed by the JVM instead of the operating system.</w:t>
-      </w:r>
-    </w:p>
-    <w:p>
-      <w:r>
         <w:pict w14:anchorId="07DF7577">
           <v:rect id="_x0000_i1123" style="width:0;height:1.5pt" o:hralign="center" o:hrstd="t" o:hr="t" fillcolor="#a0a0a0" stroked="f"/>
         </w:pict>
@@ -7461,7 +8369,15 @@
     <w:p/>
     <w:p>
       <w:r>
-        <w:t xml:space="preserve">    public static void main(String[] </w:t>
+        <w:t xml:space="preserve">    public static void </w:t>
+      </w:r>
+      <w:proofErr w:type="gramStart"/>
+      <w:r>
+        <w:t>main(String[</w:t>
+      </w:r>
+      <w:proofErr w:type="gramEnd"/>
+      <w:r>
+        <w:t xml:space="preserve">] </w:t>
       </w:r>
       <w:proofErr w:type="spellStart"/>
       <w:r>
@@ -7487,7 +8403,13 @@
       </w:r>
       <w:proofErr w:type="spellStart"/>
       <w:r>
-        <w:t>Thread.startVirtualThread</w:t>
+        <w:t>Thread.</w:t>
+      </w:r>
+      <w:r>
+        <w:rPr>
+          <w:highlight w:val="yellow"/>
+        </w:rPr>
+        <w:t>startVirtualThread</w:t>
       </w:r>
       <w:proofErr w:type="spellEnd"/>
       <w:r>
@@ -7599,12 +8521,17 @@
     <w:p/>
     <w:p>
       <w:proofErr w:type="spellStart"/>
+      <w:proofErr w:type="gramStart"/>
       <w:r>
         <w:t>VirtualThread</w:t>
       </w:r>
       <w:proofErr w:type="spellEnd"/>
       <w:r>
-        <w:t>[#21]/runnable</w:t>
+        <w:t>[</w:t>
+      </w:r>
+      <w:proofErr w:type="gramEnd"/>
+      <w:r>
+        <w:t>#21]/runnable</w:t>
       </w:r>
     </w:p>
     <w:p/>
@@ -7652,7 +8579,6 @@
     </w:p>
     <w:p>
       <w:r>
-        <w:lastRenderedPageBreak/>
         <w:t>Customer</w:t>
       </w:r>
     </w:p>
@@ -7958,7 +8884,6 @@
           </w:tcPr>
           <w:p>
             <w:r>
-              <w:lastRenderedPageBreak/>
               <w:t>Millions can be created</w:t>
             </w:r>
           </w:p>
@@ -7988,6 +8913,7 @@
           </w:tcPr>
           <w:p>
             <w:r>
+              <w:lastRenderedPageBreak/>
               <w:t>Best for I/O-bound tasks</w:t>
             </w:r>
           </w:p>
@@ -8185,13 +9111,13 @@
     <w:p/>
     <w:p>
       <w:r>
+        <w:t>Thread Pool (100 Threads)</w:t>
+      </w:r>
+    </w:p>
+    <w:p/>
+    <w:p>
+      <w:r>
         <w:lastRenderedPageBreak/>
-        <w:t>Thread Pool (100 Threads)</w:t>
-      </w:r>
-    </w:p>
-    <w:p/>
-    <w:p>
-      <w:r>
         <w:t>↓</w:t>
       </w:r>
     </w:p>
@@ -8310,10 +9236,20 @@
         <w:t xml:space="preserve">import </w:t>
       </w:r>
       <w:proofErr w:type="spellStart"/>
-      <w:r>
-        <w:t>java.util.concurrent.ExecutorService</w:t>
-      </w:r>
-      <w:proofErr w:type="spellEnd"/>
+      <w:proofErr w:type="gramStart"/>
+      <w:r>
+        <w:t>java.util</w:t>
+      </w:r>
+      <w:proofErr w:type="gramEnd"/>
+      <w:r>
+        <w:t>.</w:t>
+      </w:r>
+      <w:proofErr w:type="gramStart"/>
+      <w:r>
+        <w:t>concurrent.ExecutorService</w:t>
+      </w:r>
+      <w:proofErr w:type="spellEnd"/>
+      <w:proofErr w:type="gramEnd"/>
       <w:r>
         <w:t>;</w:t>
       </w:r>
@@ -8323,10 +9259,20 @@
         <w:t xml:space="preserve">import </w:t>
       </w:r>
       <w:proofErr w:type="spellStart"/>
-      <w:r>
-        <w:t>java.util.concurrent.Executors</w:t>
-      </w:r>
-      <w:proofErr w:type="spellEnd"/>
+      <w:proofErr w:type="gramStart"/>
+      <w:r>
+        <w:t>java.util</w:t>
+      </w:r>
+      <w:proofErr w:type="gramEnd"/>
+      <w:r>
+        <w:t>.</w:t>
+      </w:r>
+      <w:proofErr w:type="gramStart"/>
+      <w:r>
+        <w:t>concurrent.Executors</w:t>
+      </w:r>
+      <w:proofErr w:type="spellEnd"/>
+      <w:proofErr w:type="gramEnd"/>
       <w:r>
         <w:t>;</w:t>
       </w:r>
@@ -8348,7 +9294,15 @@
     <w:p/>
     <w:p>
       <w:r>
-        <w:t xml:space="preserve">    public static void main(String[] </w:t>
+        <w:t xml:space="preserve">    public static void </w:t>
+      </w:r>
+      <w:proofErr w:type="gramStart"/>
+      <w:r>
+        <w:t>main(String[</w:t>
+      </w:r>
+      <w:proofErr w:type="gramEnd"/>
+      <w:r>
+        <w:t xml:space="preserve">] </w:t>
       </w:r>
       <w:proofErr w:type="spellStart"/>
       <w:r>
@@ -8436,10 +9390,12 @@
         <w:t xml:space="preserve">            </w:t>
       </w:r>
       <w:proofErr w:type="spellStart"/>
+      <w:proofErr w:type="gramStart"/>
       <w:r>
         <w:t>executor.submit</w:t>
       </w:r>
       <w:proofErr w:type="spellEnd"/>
+      <w:proofErr w:type="gramEnd"/>
       <w:r>
         <w:t>(() -&gt; {</w:t>
       </w:r>
@@ -8465,7 +9421,15 @@
     </w:p>
     <w:p>
       <w:r>
-        <w:t xml:space="preserve">                        " executed by " +</w:t>
+        <w:t xml:space="preserve">                        " </w:t>
+      </w:r>
+      <w:proofErr w:type="gramStart"/>
+      <w:r>
+        <w:t>executed</w:t>
+      </w:r>
+      <w:proofErr w:type="gramEnd"/>
+      <w:r>
+        <w:t xml:space="preserve"> by " +</w:t>
       </w:r>
     </w:p>
     <w:p>
@@ -8478,13 +9442,18 @@
       </w:r>
       <w:proofErr w:type="spellEnd"/>
       <w:r>
-        <w:t>().</w:t>
+        <w:t>(</w:t>
+      </w:r>
+      <w:proofErr w:type="gramStart"/>
+      <w:r>
+        <w:t>).</w:t>
       </w:r>
       <w:proofErr w:type="spellStart"/>
       <w:r>
         <w:t>getName</w:t>
       </w:r>
       <w:proofErr w:type="spellEnd"/>
+      <w:proofErr w:type="gramEnd"/>
       <w:r>
         <w:t>());</w:t>
       </w:r>
@@ -8507,10 +9476,12 @@
         <w:t xml:space="preserve">        </w:t>
       </w:r>
       <w:proofErr w:type="spellStart"/>
+      <w:proofErr w:type="gramStart"/>
       <w:r>
         <w:t>executor.shutdown</w:t>
       </w:r>
       <w:proofErr w:type="spellEnd"/>
+      <w:proofErr w:type="gramEnd"/>
       <w:r>
         <w:t>();</w:t>
       </w:r>
@@ -8556,13 +9527,13 @@
     <w:p/>
     <w:p>
       <w:r>
+        <w:t>Task 3 executed by pool-1-thread-3</w:t>
+      </w:r>
+    </w:p>
+    <w:p/>
+    <w:p>
+      <w:r>
         <w:lastRenderedPageBreak/>
-        <w:t>Task 3 executed by pool-1-thread-3</w:t>
-      </w:r>
-    </w:p>
-    <w:p/>
-    <w:p>
-      <w:r>
         <w:t>Task 4 executed by pool-1-thread-1</w:t>
       </w:r>
     </w:p>
@@ -8704,7 +9675,6 @@
     <w:p/>
     <w:p>
       <w:r>
-        <w:lastRenderedPageBreak/>
         <w:t>Waiting...</w:t>
       </w:r>
     </w:p>
@@ -8731,6 +9701,7 @@
         </w:numPr>
       </w:pPr>
       <w:r>
+        <w:lastRenderedPageBreak/>
         <w:t xml:space="preserve">Queue becomes large </w:t>
       </w:r>
     </w:p>
@@ -8934,7 +9905,6 @@
     </w:p>
     <w:p>
       <w:r>
-        <w:lastRenderedPageBreak/>
         <w:t>Virtual Threads</w:t>
       </w:r>
     </w:p>
@@ -9111,7 +10081,15 @@
     <w:p/>
     <w:p>
       <w:r>
-        <w:t xml:space="preserve">    public static void main(String[] </w:t>
+        <w:t xml:space="preserve">    public static void </w:t>
+      </w:r>
+      <w:proofErr w:type="gramStart"/>
+      <w:r>
+        <w:t>main(String[</w:t>
+      </w:r>
+      <w:proofErr w:type="gramEnd"/>
+      <w:r>
+        <w:t xml:space="preserve">] </w:t>
       </w:r>
       <w:proofErr w:type="spellStart"/>
       <w:r>
@@ -9124,13 +10102,13 @@
     </w:p>
     <w:p>
       <w:r>
+        <w:t xml:space="preserve">            throws Exception {</w:t>
+      </w:r>
+    </w:p>
+    <w:p/>
+    <w:p>
+      <w:r>
         <w:lastRenderedPageBreak/>
-        <w:t xml:space="preserve">            throws Exception {</w:t>
-      </w:r>
-    </w:p>
-    <w:p/>
-    <w:p>
-      <w:r>
         <w:t xml:space="preserve">        for (int </w:t>
       </w:r>
       <w:proofErr w:type="spellStart"/>
@@ -9207,7 +10185,15 @@
     </w:p>
     <w:p>
       <w:r>
-        <w:t xml:space="preserve">                        " executed by " +</w:t>
+        <w:t xml:space="preserve">                        " </w:t>
+      </w:r>
+      <w:proofErr w:type="gramStart"/>
+      <w:r>
+        <w:t>executed</w:t>
+      </w:r>
+      <w:proofErr w:type="gramEnd"/>
+      <w:r>
+        <w:t xml:space="preserve"> by " +</w:t>
       </w:r>
     </w:p>
     <w:p>
@@ -9281,12 +10267,17 @@
         <w:t xml:space="preserve">Task 1 executed by </w:t>
       </w:r>
       <w:proofErr w:type="spellStart"/>
+      <w:proofErr w:type="gramStart"/>
       <w:r>
         <w:t>VirtualThread</w:t>
       </w:r>
       <w:proofErr w:type="spellEnd"/>
       <w:r>
-        <w:t>[#20]</w:t>
+        <w:t>[</w:t>
+      </w:r>
+      <w:proofErr w:type="gramEnd"/>
+      <w:r>
+        <w:t>#20]</w:t>
       </w:r>
     </w:p>
     <w:p/>
@@ -9295,12 +10286,17 @@
         <w:t xml:space="preserve">Task 2 executed by </w:t>
       </w:r>
       <w:proofErr w:type="spellStart"/>
+      <w:proofErr w:type="gramStart"/>
       <w:r>
         <w:t>VirtualThread</w:t>
       </w:r>
       <w:proofErr w:type="spellEnd"/>
       <w:r>
-        <w:t>[#21]</w:t>
+        <w:t>[</w:t>
+      </w:r>
+      <w:proofErr w:type="gramEnd"/>
+      <w:r>
+        <w:t>#21]</w:t>
       </w:r>
     </w:p>
     <w:p/>
@@ -9309,12 +10305,17 @@
         <w:t xml:space="preserve">Task 3 executed by </w:t>
       </w:r>
       <w:proofErr w:type="spellStart"/>
+      <w:proofErr w:type="gramStart"/>
       <w:r>
         <w:t>VirtualThread</w:t>
       </w:r>
       <w:proofErr w:type="spellEnd"/>
       <w:r>
-        <w:t>[#22]</w:t>
+        <w:t>[</w:t>
+      </w:r>
+      <w:proofErr w:type="gramEnd"/>
+      <w:r>
+        <w:t>#22]</w:t>
       </w:r>
     </w:p>
     <w:p>
@@ -9356,17 +10357,17 @@
           <w:b/>
           <w:bCs/>
         </w:rPr>
+        <w:t>Executor Framework</w:t>
+      </w:r>
+    </w:p>
+    <w:p>
+      <w:r>
+        <w:t>Suppose</w:t>
+      </w:r>
+    </w:p>
+    <w:p>
+      <w:r>
         <w:lastRenderedPageBreak/>
-        <w:t>Executor Framework</w:t>
-      </w:r>
-    </w:p>
-    <w:p>
-      <w:r>
-        <w:t>Suppose</w:t>
-      </w:r>
-    </w:p>
-    <w:p>
-      <w:r>
         <w:t>Restaurant</w:t>
       </w:r>
     </w:p>
@@ -9499,14 +10500,23 @@
     </w:p>
     <w:p>
       <w:r>
-        <w:lastRenderedPageBreak/>
         <w:t xml:space="preserve">import </w:t>
       </w:r>
       <w:proofErr w:type="spellStart"/>
-      <w:r>
-        <w:t>java.util.concurrent.ExecutorService</w:t>
-      </w:r>
-      <w:proofErr w:type="spellEnd"/>
+      <w:proofErr w:type="gramStart"/>
+      <w:r>
+        <w:t>java.util</w:t>
+      </w:r>
+      <w:proofErr w:type="gramEnd"/>
+      <w:r>
+        <w:t>.</w:t>
+      </w:r>
+      <w:proofErr w:type="gramStart"/>
+      <w:r>
+        <w:t>concurrent.ExecutorService</w:t>
+      </w:r>
+      <w:proofErr w:type="spellEnd"/>
+      <w:proofErr w:type="gramEnd"/>
       <w:r>
         <w:t>;</w:t>
       </w:r>
@@ -9516,10 +10526,20 @@
         <w:t xml:space="preserve">import </w:t>
       </w:r>
       <w:proofErr w:type="spellStart"/>
-      <w:r>
-        <w:t>java.util.concurrent.Executors</w:t>
-      </w:r>
-      <w:proofErr w:type="spellEnd"/>
+      <w:proofErr w:type="gramStart"/>
+      <w:r>
+        <w:t>java.util</w:t>
+      </w:r>
+      <w:proofErr w:type="gramEnd"/>
+      <w:r>
+        <w:t>.</w:t>
+      </w:r>
+      <w:proofErr w:type="gramStart"/>
+      <w:r>
+        <w:t>concurrent.Executors</w:t>
+      </w:r>
+      <w:proofErr w:type="spellEnd"/>
+      <w:proofErr w:type="gramEnd"/>
       <w:r>
         <w:t>;</w:t>
       </w:r>
@@ -9541,7 +10561,15 @@
     <w:p/>
     <w:p>
       <w:r>
-        <w:t xml:space="preserve">    public static void main(String[] </w:t>
+        <w:t xml:space="preserve">    public static void </w:t>
+      </w:r>
+      <w:proofErr w:type="gramStart"/>
+      <w:r>
+        <w:t>main(String[</w:t>
+      </w:r>
+      <w:proofErr w:type="gramEnd"/>
+      <w:r>
+        <w:t xml:space="preserve">] </w:t>
       </w:r>
       <w:proofErr w:type="spellStart"/>
       <w:r>
@@ -9559,27 +10587,42 @@
       </w:r>
       <w:proofErr w:type="spellStart"/>
       <w:r>
+        <w:rPr>
+          <w:highlight w:val="yellow"/>
+        </w:rPr>
         <w:t>ExecutorService</w:t>
       </w:r>
       <w:proofErr w:type="spellEnd"/>
       <w:r>
-        <w:t xml:space="preserve"> executor =</w:t>
-      </w:r>
-    </w:p>
-    <w:p>
-      <w:r>
-        <w:t xml:space="preserve">                     </w:t>
-      </w:r>
-      <w:proofErr w:type="spellStart"/>
-      <w:r>
+        <w:rPr>
+          <w:highlight w:val="yellow"/>
+        </w:rPr>
+        <w:t xml:space="preserve"> executor </w:t>
+      </w:r>
+      <w:r>
+        <w:rPr>
+          <w:highlight w:val="yellow"/>
+        </w:rPr>
+        <w:t xml:space="preserve">= </w:t>
+      </w:r>
+      <w:proofErr w:type="spellStart"/>
+      <w:r>
+        <w:rPr>
+          <w:highlight w:val="yellow"/>
+        </w:rPr>
         <w:t>Executors.newVirtualThreadPerTaskExecutor</w:t>
       </w:r>
       <w:proofErr w:type="spellEnd"/>
       <w:r>
-        <w:t>()) {</w:t>
-      </w:r>
-    </w:p>
-    <w:p/>
+        <w:rPr>
+          <w:highlight w:val="yellow"/>
+        </w:rPr>
+        <w:t>()</w:t>
+      </w:r>
+      <w:r>
+        <w:t>) {</w:t>
+      </w:r>
+    </w:p>
     <w:p>
       <w:r>
         <w:t xml:space="preserve">            for (int </w:t>
@@ -9609,7 +10652,6 @@
         <w:t>++) {</w:t>
       </w:r>
     </w:p>
-    <w:p/>
     <w:p>
       <w:r>
         <w:t xml:space="preserve">                int task = </w:t>
@@ -9623,21 +10665,21 @@
         <w:t>;</w:t>
       </w:r>
     </w:p>
-    <w:p/>
     <w:p>
       <w:r>
         <w:t xml:space="preserve">                </w:t>
       </w:r>
       <w:proofErr w:type="spellStart"/>
+      <w:proofErr w:type="gramStart"/>
       <w:r>
         <w:t>executor.submit</w:t>
       </w:r>
       <w:proofErr w:type="spellEnd"/>
+      <w:proofErr w:type="gramEnd"/>
       <w:r>
         <w:t>(() -&gt; {</w:t>
       </w:r>
     </w:p>
-    <w:p/>
     <w:p>
       <w:r>
         <w:t xml:space="preserve">                    </w:t>
@@ -9674,25 +10716,21 @@
         <w:t>());</w:t>
       </w:r>
     </w:p>
-    <w:p/>
     <w:p>
       <w:r>
         <w:t xml:space="preserve">                });</w:t>
       </w:r>
     </w:p>
-    <w:p/>
     <w:p>
       <w:r>
         <w:t xml:space="preserve">            }</w:t>
       </w:r>
     </w:p>
-    <w:p/>
     <w:p>
       <w:r>
         <w:t xml:space="preserve">        }</w:t>
       </w:r>
     </w:p>
-    <w:p/>
     <w:p>
       <w:r>
         <w:t xml:space="preserve">    }</w:t>
@@ -9711,7 +10749,6 @@
     </w:p>
     <w:p>
       <w:r>
-        <w:lastRenderedPageBreak/>
         <w:pict w14:anchorId="518E60C2">
           <v:rect id="_x0000_i1138" style="width:0;height:1.5pt" o:hralign="center" o:hrstd="t" o:hr="t" fillcolor="#a0a0a0" stroked="f"/>
         </w:pict>
@@ -9977,6 +11014,7 @@
                 <w:b/>
                 <w:bCs/>
               </w:rPr>
+              <w:lastRenderedPageBreak/>
               <w:t>Feature</w:t>
             </w:r>
           </w:p>
@@ -10344,7 +11382,6 @@
     <w:p/>
     <w:p>
       <w:r>
-        <w:lastRenderedPageBreak/>
         <w:t>Compress File</w:t>
       </w:r>
     </w:p>
@@ -10411,6 +11448,7 @@
         </w:numPr>
       </w:pPr>
       <w:r>
+        <w:lastRenderedPageBreak/>
         <w:t xml:space="preserve">Database operations </w:t>
       </w:r>
     </w:p>
@@ -10568,7 +11606,16 @@
     </w:p>
     <w:p>
       <w:r>
-        <w:t>Different collection classes had different methods to access the first and last elements.</w:t>
+        <w:t xml:space="preserve">Different collection classes had different methods to access the </w:t>
+      </w:r>
+      <w:r>
+        <w:rPr>
+          <w:highlight w:val="yellow"/>
+        </w:rPr>
+        <w:t>first and last elements</w:t>
+      </w:r>
+      <w:r>
+        <w:t>.</w:t>
       </w:r>
     </w:p>
     <w:p>
@@ -10578,28 +11625,64 @@
     </w:p>
     <w:p>
       <w:r>
-        <w:t>LinkedList&lt;String&gt; list = new LinkedList&lt;&gt;();</w:t>
-      </w:r>
-    </w:p>
-    <w:p/>
-    <w:p>
-      <w:proofErr w:type="spellStart"/>
-      <w:r>
+        <w:t>LinkedList&lt;String&gt; list = new LinkedList&lt;</w:t>
+      </w:r>
+      <w:proofErr w:type="gramStart"/>
+      <w:r>
+        <w:t>&gt;(</w:t>
+      </w:r>
+      <w:proofErr w:type="gramEnd"/>
+      <w:r>
+        <w:t>);</w:t>
+      </w:r>
+    </w:p>
+    <w:p/>
+    <w:p>
+      <w:pPr>
+        <w:rPr>
+          <w:highlight w:val="yellow"/>
+        </w:rPr>
+      </w:pPr>
+      <w:proofErr w:type="spellStart"/>
+      <w:proofErr w:type="gramStart"/>
+      <w:r>
+        <w:rPr>
+          <w:highlight w:val="yellow"/>
+        </w:rPr>
+        <w:lastRenderedPageBreak/>
         <w:t>list.getFirst</w:t>
       </w:r>
       <w:proofErr w:type="spellEnd"/>
-      <w:r>
+      <w:proofErr w:type="gramEnd"/>
+      <w:r>
+        <w:rPr>
+          <w:highlight w:val="yellow"/>
+        </w:rPr>
         <w:t>();</w:t>
       </w:r>
     </w:p>
-    <w:p/>
-    <w:p>
-      <w:proofErr w:type="spellStart"/>
-      <w:r>
+    <w:p>
+      <w:pPr>
+        <w:rPr>
+          <w:highlight w:val="yellow"/>
+        </w:rPr>
+      </w:pPr>
+    </w:p>
+    <w:p>
+      <w:proofErr w:type="spellStart"/>
+      <w:proofErr w:type="gramStart"/>
+      <w:r>
+        <w:rPr>
+          <w:highlight w:val="yellow"/>
+        </w:rPr>
         <w:t>list.getLast</w:t>
       </w:r>
       <w:proofErr w:type="spellEnd"/>
-      <w:r>
+      <w:proofErr w:type="gramEnd"/>
+      <w:r>
+        <w:rPr>
+          <w:highlight w:val="yellow"/>
+        </w:rPr>
         <w:t>();</w:t>
       </w:r>
     </w:p>
@@ -10724,6 +11807,9 @@
     <w:p>
       <w:proofErr w:type="spellStart"/>
       <w:r>
+        <w:rPr>
+          <w:highlight w:val="yellow"/>
+        </w:rPr>
         <w:t>SequencedCollection</w:t>
       </w:r>
       <w:proofErr w:type="spellEnd"/>
@@ -10736,7 +11822,15 @@
       </w:r>
       <w:proofErr w:type="spellEnd"/>
       <w:r>
-        <w:t>&lt;K,V&gt;</w:t>
+        <w:t>&lt;</w:t>
+      </w:r>
+      <w:proofErr w:type="gramStart"/>
+      <w:r>
+        <w:t>K,V</w:t>
+      </w:r>
+      <w:proofErr w:type="gramEnd"/>
+      <w:r>
+        <w:t>&gt;</w:t>
       </w:r>
     </w:p>
     <w:p>
@@ -10746,7 +11840,6 @@
     </w:p>
     <w:p>
       <w:r>
-        <w:lastRenderedPageBreak/>
         <w:t xml:space="preserve"> ┌──────</w:t>
       </w:r>
       <w:r>
@@ -10850,6 +11943,7 @@
     </w:p>
     <w:p>
       <w:r>
+        <w:lastRenderedPageBreak/>
         <w:t xml:space="preserve">A </w:t>
       </w:r>
       <w:r>
@@ -10871,12 +11965,17 @@
         </w:numPr>
       </w:pPr>
       <w:proofErr w:type="spellStart"/>
+      <w:proofErr w:type="gramStart"/>
       <w:r>
         <w:t>getFirst</w:t>
       </w:r>
       <w:proofErr w:type="spellEnd"/>
       <w:r>
-        <w:t xml:space="preserve">() </w:t>
+        <w:t>(</w:t>
+      </w:r>
+      <w:proofErr w:type="gramEnd"/>
+      <w:r>
+        <w:t xml:space="preserve">) </w:t>
       </w:r>
     </w:p>
     <w:p>
@@ -10887,12 +11986,17 @@
         </w:numPr>
       </w:pPr>
       <w:proofErr w:type="spellStart"/>
+      <w:proofErr w:type="gramStart"/>
       <w:r>
         <w:t>getLast</w:t>
       </w:r>
       <w:proofErr w:type="spellEnd"/>
       <w:r>
-        <w:t xml:space="preserve">() </w:t>
+        <w:t>(</w:t>
+      </w:r>
+      <w:proofErr w:type="gramEnd"/>
+      <w:r>
+        <w:t xml:space="preserve">) </w:t>
       </w:r>
     </w:p>
     <w:p>
@@ -10903,12 +12007,17 @@
         </w:numPr>
       </w:pPr>
       <w:proofErr w:type="spellStart"/>
+      <w:proofErr w:type="gramStart"/>
       <w:r>
         <w:t>addFirst</w:t>
       </w:r>
       <w:proofErr w:type="spellEnd"/>
       <w:r>
-        <w:t xml:space="preserve">() </w:t>
+        <w:t>(</w:t>
+      </w:r>
+      <w:proofErr w:type="gramEnd"/>
+      <w:r>
+        <w:t xml:space="preserve">) </w:t>
       </w:r>
     </w:p>
     <w:p>
@@ -10919,12 +12028,17 @@
         </w:numPr>
       </w:pPr>
       <w:proofErr w:type="spellStart"/>
+      <w:proofErr w:type="gramStart"/>
       <w:r>
         <w:t>addLast</w:t>
       </w:r>
       <w:proofErr w:type="spellEnd"/>
       <w:r>
-        <w:t xml:space="preserve">() </w:t>
+        <w:t>(</w:t>
+      </w:r>
+      <w:proofErr w:type="gramEnd"/>
+      <w:r>
+        <w:t xml:space="preserve">) </w:t>
       </w:r>
     </w:p>
     <w:p>
@@ -11038,122 +12152,165 @@
     </w:p>
     <w:p>
       <w:proofErr w:type="spellStart"/>
+      <w:proofErr w:type="gramStart"/>
       <w:r>
         <w:t>addFirst</w:t>
       </w:r>
       <w:proofErr w:type="spellEnd"/>
       <w:r>
-        <w:t>()</w:t>
-      </w:r>
-    </w:p>
-    <w:p/>
-    <w:p>
-      <w:proofErr w:type="spellStart"/>
+        <w:t>(</w:t>
+      </w:r>
+      <w:proofErr w:type="gramEnd"/>
+      <w:r>
+        <w:t>)</w:t>
+      </w:r>
+    </w:p>
+    <w:p/>
+    <w:p>
+      <w:proofErr w:type="spellStart"/>
+      <w:proofErr w:type="gramStart"/>
       <w:r>
         <w:t>addLast</w:t>
       </w:r>
       <w:proofErr w:type="spellEnd"/>
       <w:r>
-        <w:t>()</w:t>
-      </w:r>
-    </w:p>
-    <w:p/>
-    <w:p>
-      <w:proofErr w:type="spellStart"/>
+        <w:t>(</w:t>
+      </w:r>
+      <w:proofErr w:type="gramEnd"/>
+      <w:r>
+        <w:t>)</w:t>
+      </w:r>
+    </w:p>
+    <w:p/>
+    <w:p>
+      <w:proofErr w:type="spellStart"/>
+      <w:proofErr w:type="gramStart"/>
       <w:r>
         <w:t>getFirst</w:t>
       </w:r>
       <w:proofErr w:type="spellEnd"/>
       <w:r>
-        <w:t>()</w:t>
-      </w:r>
-    </w:p>
-    <w:p/>
-    <w:p>
-      <w:proofErr w:type="spellStart"/>
+        <w:t>(</w:t>
+      </w:r>
+      <w:proofErr w:type="gramEnd"/>
+      <w:r>
+        <w:t>)</w:t>
+      </w:r>
+    </w:p>
+    <w:p/>
+    <w:p>
+      <w:proofErr w:type="spellStart"/>
+      <w:proofErr w:type="gramStart"/>
       <w:r>
         <w:t>getLast</w:t>
       </w:r>
       <w:proofErr w:type="spellEnd"/>
       <w:r>
-        <w:t>()</w:t>
-      </w:r>
-    </w:p>
-    <w:p/>
-    <w:p>
-      <w:proofErr w:type="spellStart"/>
+        <w:t>(</w:t>
+      </w:r>
+      <w:proofErr w:type="gramEnd"/>
+      <w:r>
+        <w:t>)</w:t>
+      </w:r>
+    </w:p>
+    <w:p/>
+    <w:p>
+      <w:proofErr w:type="spellStart"/>
+      <w:proofErr w:type="gramStart"/>
+      <w:r>
+        <w:t>removeFirst</w:t>
+      </w:r>
+      <w:proofErr w:type="spellEnd"/>
+      <w:r>
+        <w:t>(</w:t>
+      </w:r>
+      <w:proofErr w:type="gramEnd"/>
+      <w:r>
+        <w:t>)</w:t>
+      </w:r>
+    </w:p>
+    <w:p/>
+    <w:p>
+      <w:proofErr w:type="spellStart"/>
+      <w:proofErr w:type="gramStart"/>
+      <w:r>
+        <w:t>removeLast</w:t>
+      </w:r>
+      <w:proofErr w:type="spellEnd"/>
+      <w:r>
+        <w:t>(</w:t>
+      </w:r>
+      <w:proofErr w:type="gramEnd"/>
+      <w:r>
+        <w:t>)</w:t>
+      </w:r>
+    </w:p>
+    <w:p/>
+    <w:p>
+      <w:proofErr w:type="gramStart"/>
+      <w:r>
+        <w:t>reversed(</w:t>
+      </w:r>
+      <w:proofErr w:type="gramEnd"/>
+      <w:r>
+        <w:t>)</w:t>
+      </w:r>
+    </w:p>
+    <w:p>
+      <w:pPr>
+        <w:rPr>
+          <w:b/>
+          <w:bCs/>
+        </w:rPr>
+      </w:pPr>
+      <w:r>
+        <w:rPr>
+          <w:b/>
+          <w:bCs/>
+        </w:rPr>
+        <w:t>Example</w:t>
+      </w:r>
+    </w:p>
+    <w:p>
+      <w:r>
+        <w:t xml:space="preserve">import </w:t>
+      </w:r>
+      <w:proofErr w:type="spellStart"/>
+      <w:r>
+        <w:t>java.util</w:t>
+      </w:r>
+      <w:proofErr w:type="spellEnd"/>
+      <w:r>
+        <w:t>.*;</w:t>
+      </w:r>
+    </w:p>
+    <w:p/>
+    <w:p>
+      <w:r>
+        <w:t xml:space="preserve">public class </w:t>
+      </w:r>
+      <w:proofErr w:type="spellStart"/>
+      <w:r>
+        <w:t>SequencedCollectionExample</w:t>
+      </w:r>
+      <w:proofErr w:type="spellEnd"/>
+      <w:r>
+        <w:t xml:space="preserve"> {</w:t>
+      </w:r>
+    </w:p>
+    <w:p/>
+    <w:p>
       <w:r>
         <w:lastRenderedPageBreak/>
-        <w:t>removeFirst</w:t>
-      </w:r>
-      <w:proofErr w:type="spellEnd"/>
-      <w:r>
-        <w:t>()</w:t>
-      </w:r>
-    </w:p>
-    <w:p/>
-    <w:p>
-      <w:proofErr w:type="spellStart"/>
-      <w:r>
-        <w:t>removeLast</w:t>
-      </w:r>
-      <w:proofErr w:type="spellEnd"/>
-      <w:r>
-        <w:t>()</w:t>
-      </w:r>
-    </w:p>
-    <w:p/>
-    <w:p>
-      <w:r>
-        <w:t>reversed()</w:t>
-      </w:r>
-    </w:p>
-    <w:p>
-      <w:pPr>
-        <w:rPr>
-          <w:b/>
-          <w:bCs/>
-        </w:rPr>
-      </w:pPr>
-      <w:r>
-        <w:rPr>
-          <w:b/>
-          <w:bCs/>
-        </w:rPr>
-        <w:t>Example</w:t>
-      </w:r>
-    </w:p>
-    <w:p>
-      <w:r>
-        <w:t xml:space="preserve">import </w:t>
-      </w:r>
-      <w:proofErr w:type="spellStart"/>
-      <w:r>
-        <w:t>java.util</w:t>
-      </w:r>
-      <w:proofErr w:type="spellEnd"/>
-      <w:r>
-        <w:t>.*;</w:t>
-      </w:r>
-    </w:p>
-    <w:p/>
-    <w:p>
-      <w:r>
-        <w:t xml:space="preserve">public class </w:t>
-      </w:r>
-      <w:proofErr w:type="spellStart"/>
-      <w:r>
-        <w:t>SequencedCollectionExample</w:t>
-      </w:r>
-      <w:proofErr w:type="spellEnd"/>
-      <w:r>
-        <w:t xml:space="preserve"> {</w:t>
-      </w:r>
-    </w:p>
-    <w:p/>
-    <w:p>
-      <w:r>
-        <w:t xml:space="preserve">    public static void main(String[] </w:t>
+        <w:t xml:space="preserve">    public static void </w:t>
+      </w:r>
+      <w:proofErr w:type="gramStart"/>
+      <w:r>
+        <w:t>main(String[</w:t>
+      </w:r>
+      <w:proofErr w:type="gramEnd"/>
+      <w:r>
+        <w:t xml:space="preserve">] </w:t>
       </w:r>
       <w:proofErr w:type="spellStart"/>
       <w:r>
@@ -11171,7 +12328,13 @@
       </w:r>
       <w:proofErr w:type="spellStart"/>
       <w:r>
-        <w:t>SequencedCollection</w:t>
+        <w:t>S</w:t>
+      </w:r>
+      <w:r>
+        <w:rPr>
+          <w:highlight w:val="yellow"/>
+        </w:rPr>
+        <w:t>equencedCollection</w:t>
       </w:r>
       <w:proofErr w:type="spellEnd"/>
       <w:r>
@@ -11188,7 +12351,15 @@
       </w:r>
       <w:proofErr w:type="spellEnd"/>
       <w:r>
-        <w:t>&lt;&gt;();</w:t>
+        <w:t>&lt;</w:t>
+      </w:r>
+      <w:proofErr w:type="gramStart"/>
+      <w:r>
+        <w:t>&gt;(</w:t>
+      </w:r>
+      <w:proofErr w:type="gramEnd"/>
+      <w:r>
+        <w:t>);</w:t>
       </w:r>
     </w:p>
     <w:p/>
@@ -11197,13 +12368,29 @@
         <w:t xml:space="preserve">        </w:t>
       </w:r>
       <w:proofErr w:type="spellStart"/>
+      <w:proofErr w:type="gramStart"/>
       <w:r>
         <w:t>list.addFirst</w:t>
       </w:r>
       <w:proofErr w:type="spellEnd"/>
+      <w:proofErr w:type="gramEnd"/>
       <w:r>
         <w:t>("Java");</w:t>
       </w:r>
+      <w:r>
+        <w:tab/>
+      </w:r>
+      <w:r>
+        <w:tab/>
+      </w:r>
+      <w:proofErr w:type="spellStart"/>
+      <w:r>
+        <w:t>list.add</w:t>
+      </w:r>
+      <w:proofErr w:type="spellEnd"/>
+      <w:r>
+        <w:t>(“Java”);</w:t>
+      </w:r>
     </w:p>
     <w:p/>
     <w:p>
@@ -11211,10 +12398,12 @@
         <w:t xml:space="preserve">        </w:t>
       </w:r>
       <w:proofErr w:type="spellStart"/>
+      <w:proofErr w:type="gramStart"/>
       <w:r>
         <w:t>list.addLast</w:t>
       </w:r>
       <w:proofErr w:type="spellEnd"/>
+      <w:proofErr w:type="gramEnd"/>
       <w:r>
         <w:t>("Spring");</w:t>
       </w:r>
@@ -11225,10 +12414,12 @@
         <w:t xml:space="preserve">        </w:t>
       </w:r>
       <w:proofErr w:type="spellStart"/>
+      <w:proofErr w:type="gramStart"/>
       <w:r>
         <w:t>list.addLast</w:t>
       </w:r>
       <w:proofErr w:type="spellEnd"/>
+      <w:proofErr w:type="gramEnd"/>
       <w:r>
         <w:t>("React");</w:t>
       </w:r>
@@ -11258,13 +12449,23 @@
       </w:r>
       <w:proofErr w:type="spellEnd"/>
       <w:r>
-        <w:t xml:space="preserve">("First : " + </w:t>
-      </w:r>
-      <w:proofErr w:type="spellStart"/>
+        <w:t>("</w:t>
+      </w:r>
+      <w:proofErr w:type="gramStart"/>
+      <w:r>
+        <w:t>First :</w:t>
+      </w:r>
+      <w:proofErr w:type="gramEnd"/>
+      <w:r>
+        <w:t xml:space="preserve"> " + </w:t>
+      </w:r>
+      <w:proofErr w:type="spellStart"/>
+      <w:proofErr w:type="gramStart"/>
       <w:r>
         <w:t>list.getFirst</w:t>
       </w:r>
       <w:proofErr w:type="spellEnd"/>
+      <w:proofErr w:type="gramEnd"/>
       <w:r>
         <w:t>());</w:t>
       </w:r>
@@ -11280,13 +12481,23 @@
       </w:r>
       <w:proofErr w:type="spellEnd"/>
       <w:r>
-        <w:t xml:space="preserve">("Last : " + </w:t>
-      </w:r>
-      <w:proofErr w:type="spellStart"/>
+        <w:t>("</w:t>
+      </w:r>
+      <w:proofErr w:type="gramStart"/>
+      <w:r>
+        <w:t>Last :</w:t>
+      </w:r>
+      <w:proofErr w:type="gramEnd"/>
+      <w:r>
+        <w:t xml:space="preserve"> " + </w:t>
+      </w:r>
+      <w:proofErr w:type="spellStart"/>
+      <w:proofErr w:type="gramStart"/>
       <w:r>
         <w:t>list.getLast</w:t>
       </w:r>
       <w:proofErr w:type="spellEnd"/>
+      <w:proofErr w:type="gramEnd"/>
       <w:r>
         <w:t>());</w:t>
       </w:r>
@@ -11310,20 +12521,29 @@
     </w:p>
     <w:p>
       <w:r>
-        <w:lastRenderedPageBreak/>
         <w:t>[Java, Spring, React]</w:t>
       </w:r>
     </w:p>
     <w:p/>
     <w:p>
-      <w:r>
-        <w:t>First : Java</w:t>
-      </w:r>
-    </w:p>
-    <w:p/>
-    <w:p>
-      <w:r>
-        <w:t>Last : React</w:t>
+      <w:proofErr w:type="gramStart"/>
+      <w:r>
+        <w:t>First :</w:t>
+      </w:r>
+      <w:proofErr w:type="gramEnd"/>
+      <w:r>
+        <w:t xml:space="preserve"> Java</w:t>
+      </w:r>
+    </w:p>
+    <w:p/>
+    <w:p>
+      <w:proofErr w:type="gramStart"/>
+      <w:r>
+        <w:t>Last :</w:t>
+      </w:r>
+      <w:proofErr w:type="gramEnd"/>
+      <w:r>
+        <w:t xml:space="preserve"> React</w:t>
       </w:r>
     </w:p>
     <w:p>
@@ -11406,6 +12626,7 @@
       </w:pPr>
       <w:proofErr w:type="spellStart"/>
       <w:r>
+        <w:lastRenderedPageBreak/>
         <w:t>LinkedHashSet</w:t>
       </w:r>
       <w:proofErr w:type="spellEnd"/>
@@ -11502,7 +12723,15 @@
       </w:r>
       <w:proofErr w:type="spellEnd"/>
       <w:r>
-        <w:t>&lt;&gt;();</w:t>
+        <w:t>&lt;</w:t>
+      </w:r>
+      <w:proofErr w:type="gramStart"/>
+      <w:r>
+        <w:t>&gt;(</w:t>
+      </w:r>
+      <w:proofErr w:type="gramEnd"/>
+      <w:r>
+        <w:t>);</w:t>
       </w:r>
     </w:p>
     <w:p/>
@@ -11543,20 +12772,30 @@
         <w:t xml:space="preserve">No common methods like </w:t>
       </w:r>
       <w:proofErr w:type="spellStart"/>
+      <w:proofErr w:type="gramStart"/>
       <w:r>
         <w:t>getFirst</w:t>
       </w:r>
       <w:proofErr w:type="spellEnd"/>
       <w:r>
-        <w:t xml:space="preserve">() or </w:t>
-      </w:r>
-      <w:proofErr w:type="spellStart"/>
+        <w:t>(</w:t>
+      </w:r>
+      <w:proofErr w:type="gramEnd"/>
+      <w:r>
+        <w:t xml:space="preserve">) or </w:t>
+      </w:r>
+      <w:proofErr w:type="spellStart"/>
+      <w:proofErr w:type="gramStart"/>
       <w:r>
         <w:t>getLast</w:t>
       </w:r>
       <w:proofErr w:type="spellEnd"/>
       <w:r>
-        <w:t>().</w:t>
+        <w:t>(</w:t>
+      </w:r>
+      <w:proofErr w:type="gramEnd"/>
+      <w:r>
+        <w:t>).</w:t>
       </w:r>
     </w:p>
     <w:p>
@@ -11611,7 +12850,15 @@
     <w:p/>
     <w:p>
       <w:r>
-        <w:t xml:space="preserve">    public static void main(String[] </w:t>
+        <w:t xml:space="preserve">    public static void </w:t>
+      </w:r>
+      <w:proofErr w:type="gramStart"/>
+      <w:r>
+        <w:t>main(String[</w:t>
+      </w:r>
+      <w:proofErr w:type="gramEnd"/>
+      <w:r>
+        <w:t xml:space="preserve">] </w:t>
       </w:r>
       <w:proofErr w:type="spellStart"/>
       <w:r>
@@ -11620,6 +12867,144 @@
       <w:proofErr w:type="spellEnd"/>
       <w:r>
         <w:t>) {</w:t>
+      </w:r>
+    </w:p>
+    <w:p/>
+    <w:p>
+      <w:pPr>
+        <w:rPr>
+          <w:highlight w:val="yellow"/>
+        </w:rPr>
+      </w:pPr>
+      <w:r>
+        <w:t xml:space="preserve">        </w:t>
+      </w:r>
+      <w:proofErr w:type="spellStart"/>
+      <w:r>
+        <w:rPr>
+          <w:highlight w:val="yellow"/>
+        </w:rPr>
+        <w:t>SequencedSet</w:t>
+      </w:r>
+      <w:proofErr w:type="spellEnd"/>
+      <w:r>
+        <w:rPr>
+          <w:highlight w:val="yellow"/>
+        </w:rPr>
+        <w:t>&lt;String&gt; technologies =</w:t>
+      </w:r>
+    </w:p>
+    <w:p>
+      <w:r>
+        <w:rPr>
+          <w:highlight w:val="yellow"/>
+        </w:rPr>
+        <w:t xml:space="preserve">                new </w:t>
+      </w:r>
+      <w:proofErr w:type="spellStart"/>
+      <w:r>
+        <w:rPr>
+          <w:highlight w:val="yellow"/>
+        </w:rPr>
+        <w:t>LinkedHashSet</w:t>
+      </w:r>
+      <w:proofErr w:type="spellEnd"/>
+      <w:r>
+        <w:rPr>
+          <w:highlight w:val="yellow"/>
+        </w:rPr>
+        <w:t>&lt;</w:t>
+      </w:r>
+      <w:proofErr w:type="gramStart"/>
+      <w:r>
+        <w:rPr>
+          <w:highlight w:val="yellow"/>
+        </w:rPr>
+        <w:t>&gt;(</w:t>
+      </w:r>
+      <w:proofErr w:type="gramEnd"/>
+      <w:r>
+        <w:rPr>
+          <w:highlight w:val="yellow"/>
+        </w:rPr>
+        <w:t>);</w:t>
+      </w:r>
+    </w:p>
+    <w:p/>
+    <w:p>
+      <w:r>
+        <w:t xml:space="preserve">        </w:t>
+      </w:r>
+      <w:proofErr w:type="spellStart"/>
+      <w:r>
+        <w:t>technologies.add</w:t>
+      </w:r>
+      <w:proofErr w:type="spellEnd"/>
+      <w:r>
+        <w:t>("Java");</w:t>
+      </w:r>
+    </w:p>
+    <w:p>
+      <w:r>
+        <w:t xml:space="preserve">        </w:t>
+      </w:r>
+      <w:proofErr w:type="spellStart"/>
+      <w:r>
+        <w:t>technologies.add</w:t>
+      </w:r>
+      <w:proofErr w:type="spellEnd"/>
+      <w:r>
+        <w:t>("Spring");</w:t>
+      </w:r>
+    </w:p>
+    <w:p>
+      <w:r>
+        <w:t xml:space="preserve">        </w:t>
+      </w:r>
+      <w:proofErr w:type="spellStart"/>
+      <w:r>
+        <w:t>technologies.add</w:t>
+      </w:r>
+      <w:proofErr w:type="spellEnd"/>
+      <w:r>
+        <w:t>("React");</w:t>
+      </w:r>
+    </w:p>
+    <w:p/>
+    <w:p>
+      <w:r>
+        <w:t xml:space="preserve">        </w:t>
+      </w:r>
+      <w:proofErr w:type="spellStart"/>
+      <w:r>
+        <w:t>System.out.println</w:t>
+      </w:r>
+      <w:proofErr w:type="spellEnd"/>
+      <w:r>
+        <w:t>("</w:t>
+      </w:r>
+      <w:proofErr w:type="gramStart"/>
+      <w:r>
+        <w:t>First :</w:t>
+      </w:r>
+      <w:proofErr w:type="gramEnd"/>
+      <w:r>
+        <w:t xml:space="preserve"> "</w:t>
+      </w:r>
+    </w:p>
+    <w:p>
+      <w:r>
+        <w:t xml:space="preserve">                + </w:t>
+      </w:r>
+      <w:proofErr w:type="spellStart"/>
+      <w:proofErr w:type="gramStart"/>
+      <w:r>
+        <w:t>technologies.getFirst</w:t>
+      </w:r>
+      <w:proofErr w:type="spellEnd"/>
+      <w:proofErr w:type="gramEnd"/>
+      <w:r>
+        <w:t>());</w:t>
       </w:r>
     </w:p>
     <w:p/>
@@ -11630,78 +13015,19 @@
       </w:r>
       <w:proofErr w:type="spellStart"/>
       <w:r>
-        <w:t>SequencedSet</w:t>
-      </w:r>
-      <w:proofErr w:type="spellEnd"/>
-      <w:r>
-        <w:t>&lt;String&gt; technologies =</w:t>
-      </w:r>
-    </w:p>
-    <w:p>
-      <w:r>
-        <w:t xml:space="preserve">                new </w:t>
-      </w:r>
-      <w:proofErr w:type="spellStart"/>
-      <w:r>
-        <w:t>LinkedHashSet</w:t>
-      </w:r>
-      <w:proofErr w:type="spellEnd"/>
-      <w:r>
-        <w:t>&lt;&gt;();</w:t>
-      </w:r>
-    </w:p>
-    <w:p/>
-    <w:p>
-      <w:r>
-        <w:t xml:space="preserve">        </w:t>
-      </w:r>
-      <w:proofErr w:type="spellStart"/>
-      <w:r>
-        <w:t>technologies.add</w:t>
-      </w:r>
-      <w:proofErr w:type="spellEnd"/>
-      <w:r>
-        <w:t>("Java");</w:t>
-      </w:r>
-    </w:p>
-    <w:p>
-      <w:r>
-        <w:t xml:space="preserve">        </w:t>
-      </w:r>
-      <w:proofErr w:type="spellStart"/>
-      <w:r>
-        <w:t>technologies.add</w:t>
-      </w:r>
-      <w:proofErr w:type="spellEnd"/>
-      <w:r>
-        <w:t>("Spring");</w:t>
-      </w:r>
-    </w:p>
-    <w:p>
-      <w:r>
-        <w:t xml:space="preserve">        </w:t>
-      </w:r>
-      <w:proofErr w:type="spellStart"/>
-      <w:r>
-        <w:t>technologies.add</w:t>
-      </w:r>
-      <w:proofErr w:type="spellEnd"/>
-      <w:r>
-        <w:t>("React");</w:t>
-      </w:r>
-    </w:p>
-    <w:p/>
-    <w:p>
-      <w:r>
-        <w:t xml:space="preserve">        </w:t>
-      </w:r>
-      <w:proofErr w:type="spellStart"/>
-      <w:r>
         <w:t>System.out.println</w:t>
       </w:r>
       <w:proofErr w:type="spellEnd"/>
       <w:r>
-        <w:t>("First : "</w:t>
+        <w:t>("</w:t>
+      </w:r>
+      <w:proofErr w:type="gramStart"/>
+      <w:r>
+        <w:t>Last :</w:t>
+      </w:r>
+      <w:proofErr w:type="gramEnd"/>
+      <w:r>
+        <w:t xml:space="preserve"> "</w:t>
       </w:r>
     </w:p>
     <w:p>
@@ -11709,10 +13035,12 @@
         <w:t xml:space="preserve">                + </w:t>
       </w:r>
       <w:proofErr w:type="spellStart"/>
-      <w:r>
-        <w:t>technologies.getFirst</w:t>
-      </w:r>
-      <w:proofErr w:type="spellEnd"/>
+      <w:proofErr w:type="gramStart"/>
+      <w:r>
+        <w:t>technologies.getLast</w:t>
+      </w:r>
+      <w:proofErr w:type="spellEnd"/>
+      <w:proofErr w:type="gramEnd"/>
       <w:r>
         <w:t>());</w:t>
       </w:r>
@@ -11720,33 +13048,6 @@
     <w:p/>
     <w:p>
       <w:r>
-        <w:t xml:space="preserve">        </w:t>
-      </w:r>
-      <w:proofErr w:type="spellStart"/>
-      <w:r>
-        <w:t>System.out.println</w:t>
-      </w:r>
-      <w:proofErr w:type="spellEnd"/>
-      <w:r>
-        <w:t>("Last : "</w:t>
-      </w:r>
-    </w:p>
-    <w:p>
-      <w:r>
-        <w:t xml:space="preserve">                + </w:t>
-      </w:r>
-      <w:proofErr w:type="spellStart"/>
-      <w:r>
-        <w:t>technologies.getLast</w:t>
-      </w:r>
-      <w:proofErr w:type="spellEnd"/>
-      <w:r>
-        <w:t>());</w:t>
-      </w:r>
-    </w:p>
-    <w:p/>
-    <w:p>
-      <w:r>
         <w:t xml:space="preserve">    }</w:t>
       </w:r>
     </w:p>
@@ -11762,14 +13063,24 @@
       </w:r>
     </w:p>
     <w:p>
-      <w:r>
-        <w:t>First : Java</w:t>
-      </w:r>
-    </w:p>
-    <w:p/>
-    <w:p>
-      <w:r>
-        <w:t>Last : React</w:t>
+      <w:proofErr w:type="gramStart"/>
+      <w:r>
+        <w:t>First :</w:t>
+      </w:r>
+      <w:proofErr w:type="gramEnd"/>
+      <w:r>
+        <w:t xml:space="preserve"> Java</w:t>
+      </w:r>
+    </w:p>
+    <w:p/>
+    <w:p>
+      <w:proofErr w:type="gramStart"/>
+      <w:r>
+        <w:t>Last :</w:t>
+      </w:r>
+      <w:proofErr w:type="gramEnd"/>
+      <w:r>
+        <w:t xml:space="preserve"> React</w:t>
       </w:r>
     </w:p>
     <w:p>
@@ -11816,7 +13127,15 @@
     </w:p>
     <w:p>
       <w:r>
-        <w:t>HashSet&lt;String&gt; set = new HashSet&lt;&gt;();</w:t>
+        <w:t>HashSet&lt;String&gt; set = new HashSet&lt;</w:t>
+      </w:r>
+      <w:proofErr w:type="gramStart"/>
+      <w:r>
+        <w:t>&gt;(</w:t>
+      </w:r>
+      <w:proofErr w:type="gramEnd"/>
+      <w:r>
+        <w:t>);</w:t>
       </w:r>
     </w:p>
     <w:p/>
@@ -11854,7 +13173,6 @@
     </w:p>
     <w:p>
       <w:r>
-        <w:lastRenderedPageBreak/>
         <w:t>Output may be</w:t>
       </w:r>
     </w:p>
@@ -11890,20 +13208,30 @@
         <w:t xml:space="preserve">, methods like </w:t>
       </w:r>
       <w:proofErr w:type="spellStart"/>
+      <w:proofErr w:type="gramStart"/>
       <w:r>
         <w:t>getFirst</w:t>
       </w:r>
       <w:proofErr w:type="spellEnd"/>
       <w:r>
-        <w:t xml:space="preserve">() and </w:t>
-      </w:r>
-      <w:proofErr w:type="spellStart"/>
+        <w:t>(</w:t>
+      </w:r>
+      <w:proofErr w:type="gramEnd"/>
+      <w:r>
+        <w:t xml:space="preserve">) and </w:t>
+      </w:r>
+      <w:proofErr w:type="spellStart"/>
+      <w:proofErr w:type="gramStart"/>
       <w:r>
         <w:t>getLast</w:t>
       </w:r>
       <w:proofErr w:type="spellEnd"/>
       <w:r>
-        <w:t>() don't make sense.</w:t>
+        <w:t>(</w:t>
+      </w:r>
+      <w:proofErr w:type="gramEnd"/>
+      <w:r>
+        <w:t>) don't make sense.</w:t>
       </w:r>
     </w:p>
     <w:p>
@@ -11946,6 +13274,7 @@
     </w:p>
     <w:p>
       <w:r>
+        <w:lastRenderedPageBreak/>
         <w:t>Also introduced in Java 21.</w:t>
       </w:r>
     </w:p>
@@ -12038,10 +13367,12 @@
         <w:t>&lt;</w:t>
       </w:r>
       <w:proofErr w:type="spellStart"/>
+      <w:proofErr w:type="gramStart"/>
       <w:r>
         <w:t>Integer,String</w:t>
       </w:r>
       <w:proofErr w:type="spellEnd"/>
+      <w:proofErr w:type="gramEnd"/>
       <w:r>
         <w:t>&gt; map =</w:t>
       </w:r>
@@ -12056,7 +13387,15 @@
       </w:r>
       <w:proofErr w:type="spellEnd"/>
       <w:r>
-        <w:t>&lt;&gt;();</w:t>
+        <w:t>&lt;</w:t>
+      </w:r>
+      <w:proofErr w:type="gramStart"/>
+      <w:r>
+        <w:t>&gt;(</w:t>
+      </w:r>
+      <w:proofErr w:type="gramEnd"/>
+      <w:r>
+        <w:t>);</w:t>
       </w:r>
     </w:p>
     <w:p>
@@ -12116,7 +13455,15 @@
     <w:p/>
     <w:p>
       <w:r>
-        <w:t xml:space="preserve">    public static void main(String[] </w:t>
+        <w:t xml:space="preserve">    public static void </w:t>
+      </w:r>
+      <w:proofErr w:type="gramStart"/>
+      <w:r>
+        <w:t>main(String[</w:t>
+      </w:r>
+      <w:proofErr w:type="gramEnd"/>
+      <w:r>
+        <w:t xml:space="preserve">] </w:t>
       </w:r>
       <w:proofErr w:type="spellStart"/>
       <w:r>
@@ -12141,10 +13488,12 @@
         <w:t>&lt;</w:t>
       </w:r>
       <w:proofErr w:type="spellStart"/>
+      <w:proofErr w:type="gramStart"/>
       <w:r>
         <w:t>Integer,String</w:t>
       </w:r>
       <w:proofErr w:type="spellEnd"/>
+      <w:proofErr w:type="gramEnd"/>
       <w:r>
         <w:t>&gt; map =</w:t>
       </w:r>
@@ -12159,99 +13508,111 @@
       </w:r>
       <w:proofErr w:type="spellEnd"/>
       <w:r>
-        <w:t>&lt;&gt;();</w:t>
+        <w:t>&lt;</w:t>
+      </w:r>
+      <w:proofErr w:type="gramStart"/>
+      <w:r>
+        <w:t>&gt;(</w:t>
+      </w:r>
+      <w:proofErr w:type="gramEnd"/>
+      <w:r>
+        <w:t>);</w:t>
+      </w:r>
+    </w:p>
+    <w:p/>
+    <w:p>
+      <w:r>
+        <w:t xml:space="preserve">        </w:t>
+      </w:r>
+      <w:proofErr w:type="spellStart"/>
+      <w:r>
+        <w:t>map.put</w:t>
+      </w:r>
+      <w:proofErr w:type="spellEnd"/>
+      <w:r>
+        <w:t>(101,"Akash");</w:t>
+      </w:r>
+    </w:p>
+    <w:p/>
+    <w:p>
+      <w:r>
+        <w:t xml:space="preserve">        </w:t>
+      </w:r>
+      <w:proofErr w:type="spellStart"/>
+      <w:r>
+        <w:t>map.put</w:t>
+      </w:r>
+      <w:proofErr w:type="spellEnd"/>
+      <w:r>
+        <w:t>(102,"Rahul");</w:t>
+      </w:r>
+    </w:p>
+    <w:p/>
+    <w:p>
+      <w:r>
+        <w:t xml:space="preserve">        </w:t>
+      </w:r>
+      <w:proofErr w:type="spellStart"/>
+      <w:r>
+        <w:t>map.put</w:t>
+      </w:r>
+      <w:proofErr w:type="spellEnd"/>
+      <w:r>
+        <w:t>(103,"Priya");</w:t>
+      </w:r>
+    </w:p>
+    <w:p/>
+    <w:p>
+      <w:r>
+        <w:t xml:space="preserve">        </w:t>
+      </w:r>
+      <w:proofErr w:type="spellStart"/>
+      <w:r>
+        <w:t>System.out.println</w:t>
+      </w:r>
+      <w:proofErr w:type="spellEnd"/>
+      <w:r>
+        <w:t>(</w:t>
+      </w:r>
+      <w:proofErr w:type="spellStart"/>
+      <w:proofErr w:type="gramStart"/>
+      <w:r>
+        <w:t>map.firstEntry</w:t>
+      </w:r>
+      <w:proofErr w:type="spellEnd"/>
+      <w:proofErr w:type="gramEnd"/>
+      <w:r>
+        <w:t>());</w:t>
+      </w:r>
+    </w:p>
+    <w:p/>
+    <w:p>
+      <w:r>
+        <w:t xml:space="preserve">        </w:t>
+      </w:r>
+      <w:proofErr w:type="spellStart"/>
+      <w:r>
+        <w:t>System.out.println</w:t>
+      </w:r>
+      <w:proofErr w:type="spellEnd"/>
+      <w:r>
+        <w:t>(</w:t>
+      </w:r>
+      <w:proofErr w:type="spellStart"/>
+      <w:proofErr w:type="gramStart"/>
+      <w:r>
+        <w:t>map.lastEntry</w:t>
+      </w:r>
+      <w:proofErr w:type="spellEnd"/>
+      <w:proofErr w:type="gramEnd"/>
+      <w:r>
+        <w:t>());</w:t>
       </w:r>
     </w:p>
     <w:p/>
     <w:p>
       <w:r>
         <w:lastRenderedPageBreak/>
-        <w:t xml:space="preserve">        </w:t>
-      </w:r>
-      <w:proofErr w:type="spellStart"/>
-      <w:r>
-        <w:t>map.put</w:t>
-      </w:r>
-      <w:proofErr w:type="spellEnd"/>
-      <w:r>
-        <w:t>(101,"Akash");</w:t>
-      </w:r>
-    </w:p>
-    <w:p/>
-    <w:p>
-      <w:r>
-        <w:t xml:space="preserve">        </w:t>
-      </w:r>
-      <w:proofErr w:type="spellStart"/>
-      <w:r>
-        <w:t>map.put</w:t>
-      </w:r>
-      <w:proofErr w:type="spellEnd"/>
-      <w:r>
-        <w:t>(102,"Rahul");</w:t>
-      </w:r>
-    </w:p>
-    <w:p/>
-    <w:p>
-      <w:r>
-        <w:t xml:space="preserve">        </w:t>
-      </w:r>
-      <w:proofErr w:type="spellStart"/>
-      <w:r>
-        <w:t>map.put</w:t>
-      </w:r>
-      <w:proofErr w:type="spellEnd"/>
-      <w:r>
-        <w:t>(103,"Priya");</w:t>
-      </w:r>
-    </w:p>
-    <w:p/>
-    <w:p>
-      <w:r>
-        <w:t xml:space="preserve">        </w:t>
-      </w:r>
-      <w:proofErr w:type="spellStart"/>
-      <w:r>
-        <w:t>System.out.println</w:t>
-      </w:r>
-      <w:proofErr w:type="spellEnd"/>
-      <w:r>
-        <w:t>(</w:t>
-      </w:r>
-      <w:proofErr w:type="spellStart"/>
-      <w:r>
-        <w:t>map.firstEntry</w:t>
-      </w:r>
-      <w:proofErr w:type="spellEnd"/>
-      <w:r>
-        <w:t>());</w:t>
-      </w:r>
-    </w:p>
-    <w:p/>
-    <w:p>
-      <w:r>
-        <w:t xml:space="preserve">        </w:t>
-      </w:r>
-      <w:proofErr w:type="spellStart"/>
-      <w:r>
-        <w:t>System.out.println</w:t>
-      </w:r>
-      <w:proofErr w:type="spellEnd"/>
-      <w:r>
-        <w:t>(</w:t>
-      </w:r>
-      <w:proofErr w:type="spellStart"/>
-      <w:r>
-        <w:t>map.lastEntry</w:t>
-      </w:r>
-      <w:proofErr w:type="spellEnd"/>
-      <w:r>
-        <w:t>());</w:t>
-      </w:r>
-    </w:p>
-    <w:p/>
-    <w:p>
-      <w:r>
         <w:t xml:space="preserve">    }</w:t>
       </w:r>
     </w:p>
@@ -12429,11 +13790,20 @@
           <w:bCs/>
         </w:rPr>
       </w:pPr>
-      <w:r>
-        <w:rPr>
-          <w:b/>
-          <w:bCs/>
-        </w:rPr>
+    </w:p>
+    <w:p>
+      <w:pPr>
+        <w:rPr>
+          <w:b/>
+          <w:bCs/>
+        </w:rPr>
+      </w:pPr>
+      <w:r>
+        <w:rPr>
+          <w:b/>
+          <w:bCs/>
+        </w:rPr>
+        <w:lastRenderedPageBreak/>
         <w:t xml:space="preserve">Feature 3: Record Patterns </w:t>
       </w:r>
     </w:p>
@@ -12466,15 +13836,54 @@
     </w:p>
     <w:p>
       <w:r>
-        <w:t xml:space="preserve">record Employee(String </w:t>
-      </w:r>
-      <w:proofErr w:type="spellStart"/>
-      <w:r>
+        <w:rPr>
+          <w:highlight w:val="yellow"/>
+        </w:rPr>
+        <w:t xml:space="preserve">record </w:t>
+      </w:r>
+      <w:proofErr w:type="gramStart"/>
+      <w:r>
+        <w:rPr>
+          <w:highlight w:val="yellow"/>
+        </w:rPr>
+        <w:t>Employee(</w:t>
+      </w:r>
+      <w:proofErr w:type="gramEnd"/>
+      <w:r>
+        <w:rPr>
+          <w:highlight w:val="yellow"/>
+        </w:rPr>
+        <w:t xml:space="preserve">String </w:t>
+      </w:r>
+      <w:proofErr w:type="spellStart"/>
+      <w:proofErr w:type="gramStart"/>
+      <w:r>
+        <w:rPr>
+          <w:highlight w:val="yellow"/>
+        </w:rPr>
         <w:t>name,int</w:t>
       </w:r>
       <w:proofErr w:type="spellEnd"/>
-      <w:r>
-        <w:t xml:space="preserve"> age){}</w:t>
+      <w:proofErr w:type="gramEnd"/>
+      <w:r>
+        <w:rPr>
+          <w:highlight w:val="yellow"/>
+        </w:rPr>
+        <w:t xml:space="preserve"> </w:t>
+      </w:r>
+      <w:proofErr w:type="gramStart"/>
+      <w:r>
+        <w:rPr>
+          <w:highlight w:val="yellow"/>
+        </w:rPr>
+        <w:t>age){</w:t>
+      </w:r>
+      <w:proofErr w:type="gramEnd"/>
+      <w:r>
+        <w:rPr>
+          <w:highlight w:val="yellow"/>
+        </w:rPr>
+        <w:t>}</w:t>
       </w:r>
     </w:p>
     <w:p>
@@ -12484,6 +13893,9 @@
     </w:p>
     <w:p>
       <w:r>
+        <w:rPr>
+          <w:highlight w:val="yellow"/>
+        </w:rPr>
         <w:t>Employee emp = new Employee("Akash",30);</w:t>
       </w:r>
     </w:p>
@@ -12491,30 +13903,70 @@
     <w:p>
       <w:proofErr w:type="spellStart"/>
       <w:r>
+        <w:rPr>
+          <w:highlight w:val="yellow"/>
+        </w:rPr>
         <w:t>System.out.println</w:t>
       </w:r>
       <w:proofErr w:type="spellEnd"/>
       <w:r>
-        <w:t>(emp.name());</w:t>
-      </w:r>
-    </w:p>
-    <w:p/>
-    <w:p>
-      <w:proofErr w:type="spellStart"/>
-      <w:r>
+        <w:rPr>
+          <w:highlight w:val="yellow"/>
+        </w:rPr>
+        <w:t>(</w:t>
+      </w:r>
+      <w:proofErr w:type="gramStart"/>
+      <w:r>
+        <w:rPr>
+          <w:highlight w:val="yellow"/>
+        </w:rPr>
+        <w:t>emp.name(</w:t>
+      </w:r>
+      <w:proofErr w:type="gramEnd"/>
+      <w:r>
+        <w:rPr>
+          <w:highlight w:val="yellow"/>
+        </w:rPr>
+        <w:t>));</w:t>
+      </w:r>
+    </w:p>
+    <w:p/>
+    <w:p>
+      <w:proofErr w:type="spellStart"/>
+      <w:r>
+        <w:rPr>
+          <w:highlight w:val="yellow"/>
+        </w:rPr>
         <w:t>System.out.println</w:t>
       </w:r>
       <w:proofErr w:type="spellEnd"/>
       <w:r>
+        <w:rPr>
+          <w:highlight w:val="yellow"/>
+        </w:rPr>
         <w:t>(</w:t>
       </w:r>
       <w:proofErr w:type="spellStart"/>
-      <w:r>
+      <w:proofErr w:type="gramStart"/>
+      <w:r>
+        <w:rPr>
+          <w:highlight w:val="yellow"/>
+        </w:rPr>
         <w:t>emp.age</w:t>
       </w:r>
       <w:proofErr w:type="spellEnd"/>
       <w:r>
-        <w:t>());</w:t>
+        <w:rPr>
+          <w:highlight w:val="yellow"/>
+        </w:rPr>
+        <w:t>(</w:t>
+      </w:r>
+      <w:proofErr w:type="gramEnd"/>
+      <w:r>
+        <w:rPr>
+          <w:highlight w:val="yellow"/>
+        </w:rPr>
+        <w:t>));</w:t>
       </w:r>
     </w:p>
     <w:p>
@@ -12630,8 +14082,15 @@
     </w:p>
     <w:p>
       <w:r>
-        <w:lastRenderedPageBreak/>
-        <w:t>record Employee(String name, int age) {</w:t>
+        <w:t xml:space="preserve">record </w:t>
+      </w:r>
+      <w:proofErr w:type="gramStart"/>
+      <w:r>
+        <w:t>Employee(</w:t>
+      </w:r>
+      <w:proofErr w:type="gramEnd"/>
+      <w:r>
+        <w:t>String name, int age) {</w:t>
       </w:r>
     </w:p>
     <w:p/>
@@ -12657,7 +14116,15 @@
     <w:p/>
     <w:p>
       <w:r>
-        <w:t xml:space="preserve">    public static void main(String[] </w:t>
+        <w:t xml:space="preserve">    public static void </w:t>
+      </w:r>
+      <w:proofErr w:type="gramStart"/>
+      <w:r>
+        <w:t>main(String[</w:t>
+      </w:r>
+      <w:proofErr w:type="gramEnd"/>
+      <w:r>
+        <w:t xml:space="preserve">] </w:t>
       </w:r>
       <w:proofErr w:type="spellStart"/>
       <w:r>
@@ -12671,7 +14138,15 @@
     <w:p/>
     <w:p>
       <w:r>
-        <w:t xml:space="preserve">        Employee emp = new Employee("Akash", 30);</w:t>
+        <w:t xml:space="preserve">        Employee emp = new </w:t>
+      </w:r>
+      <w:proofErr w:type="gramStart"/>
+      <w:r>
+        <w:t>Employee(</w:t>
+      </w:r>
+      <w:proofErr w:type="gramEnd"/>
+      <w:r>
+        <w:t>"Akash", 30);</w:t>
       </w:r>
     </w:p>
     <w:p/>
@@ -12685,7 +14160,15 @@
       </w:r>
       <w:proofErr w:type="spellEnd"/>
       <w:r>
-        <w:t xml:space="preserve"> Employee(String name, int age)) {</w:t>
+        <w:t xml:space="preserve"> </w:t>
+      </w:r>
+      <w:proofErr w:type="gramStart"/>
+      <w:r>
+        <w:t>Employee(</w:t>
+      </w:r>
+      <w:proofErr w:type="gramEnd"/>
+      <w:r>
+        <w:t>String name, int age)) {</w:t>
       </w:r>
     </w:p>
     <w:p/>
@@ -12699,7 +14182,15 @@
       </w:r>
       <w:proofErr w:type="spellEnd"/>
       <w:r>
-        <w:t>("Name : " + name);</w:t>
+        <w:t>("</w:t>
+      </w:r>
+      <w:proofErr w:type="gramStart"/>
+      <w:r>
+        <w:t>Name :</w:t>
+      </w:r>
+      <w:proofErr w:type="gramEnd"/>
+      <w:r>
+        <w:t xml:space="preserve"> " + name);</w:t>
       </w:r>
     </w:p>
     <w:p/>
@@ -12713,7 +14204,15 @@
       </w:r>
       <w:proofErr w:type="spellEnd"/>
       <w:r>
-        <w:t>("Age : " + age);</w:t>
+        <w:t>("</w:t>
+      </w:r>
+      <w:proofErr w:type="gramStart"/>
+      <w:r>
+        <w:t>Age :</w:t>
+      </w:r>
+      <w:proofErr w:type="gramEnd"/>
+      <w:r>
+        <w:t xml:space="preserve"> " + age);</w:t>
       </w:r>
     </w:p>
     <w:p/>
@@ -12750,14 +14249,24 @@
       </w:r>
     </w:p>
     <w:p>
-      <w:r>
-        <w:t>Name : Akash</w:t>
-      </w:r>
-    </w:p>
-    <w:p/>
-    <w:p>
-      <w:r>
-        <w:t>Age : 30</w:t>
+      <w:proofErr w:type="gramStart"/>
+      <w:r>
+        <w:t>Name :</w:t>
+      </w:r>
+      <w:proofErr w:type="gramEnd"/>
+      <w:r>
+        <w:t xml:space="preserve"> Akash</w:t>
+      </w:r>
+    </w:p>
+    <w:p/>
+    <w:p>
+      <w:proofErr w:type="gramStart"/>
+      <w:r>
+        <w:t>Age :</w:t>
+      </w:r>
+      <w:proofErr w:type="gramEnd"/>
+      <w:r>
+        <w:t xml:space="preserve"> 30</w:t>
       </w:r>
     </w:p>
     <w:p>
@@ -12825,6 +14334,7 @@
     <w:p/>
     <w:p>
       <w:r>
+        <w:lastRenderedPageBreak/>
         <w:t>Age</w:t>
       </w:r>
     </w:p>
@@ -12863,7 +14373,15 @@
     </w:p>
     <w:p>
       <w:r>
-        <w:t>record Employee(int id, String name) {</w:t>
+        <w:t xml:space="preserve">record </w:t>
+      </w:r>
+      <w:proofErr w:type="gramStart"/>
+      <w:r>
+        <w:t>Employee(</w:t>
+      </w:r>
+      <w:proofErr w:type="gramEnd"/>
+      <w:r>
+        <w:t>int id, String name) {</w:t>
       </w:r>
     </w:p>
     <w:p/>
@@ -12881,7 +14399,15 @@
     <w:p/>
     <w:p>
       <w:r>
-        <w:t xml:space="preserve">    public static void main(String[] </w:t>
+        <w:t xml:space="preserve">    public static void </w:t>
+      </w:r>
+      <w:proofErr w:type="gramStart"/>
+      <w:r>
+        <w:t>main(String[</w:t>
+      </w:r>
+      <w:proofErr w:type="gramEnd"/>
+      <w:r>
+        <w:t xml:space="preserve">] </w:t>
       </w:r>
       <w:proofErr w:type="spellStart"/>
       <w:r>
@@ -12895,7 +14421,15 @@
     <w:p/>
     <w:p>
       <w:r>
-        <w:t xml:space="preserve">        Employee e1 = new Employee(101, "Akash");</w:t>
+        <w:t xml:space="preserve">        Employee e1 = new </w:t>
+      </w:r>
+      <w:proofErr w:type="gramStart"/>
+      <w:r>
+        <w:t>Employee(</w:t>
+      </w:r>
+      <w:proofErr w:type="gramEnd"/>
+      <w:r>
+        <w:t>101, "Akash");</w:t>
       </w:r>
     </w:p>
     <w:p/>
@@ -12921,7 +14455,6 @@
     <w:p/>
     <w:p>
       <w:r>
-        <w:lastRenderedPageBreak/>
         <w:t>}</w:t>
       </w:r>
     </w:p>
@@ -12935,8 +14468,13 @@
       </w:r>
     </w:p>
     <w:p>
-      <w:r>
-        <w:t>Employee[id=101, name=Akash]</w:t>
+      <w:proofErr w:type="gramStart"/>
+      <w:r>
+        <w:t>Employee[</w:t>
+      </w:r>
+      <w:proofErr w:type="gramEnd"/>
+      <w:r>
+        <w:t>id=101, name=Akash]</w:t>
       </w:r>
     </w:p>
     <w:p>
@@ -12963,22 +14501,47 @@
     </w:p>
     <w:p>
       <w:r>
-        <w:t>record Employee(int id, String name) {</w:t>
-      </w:r>
-    </w:p>
-    <w:p/>
-    <w:p>
-      <w:r>
-        <w:t xml:space="preserve">    public Employee(int id) {</w:t>
-      </w:r>
-    </w:p>
-    <w:p>
-      <w:r>
-        <w:t xml:space="preserve">        this(id, "Unknown");</w:t>
-      </w:r>
-    </w:p>
-    <w:p>
-      <w:r>
+        <w:t xml:space="preserve">record </w:t>
+      </w:r>
+      <w:proofErr w:type="gramStart"/>
+      <w:r>
+        <w:t>Employee(</w:t>
+      </w:r>
+      <w:proofErr w:type="gramEnd"/>
+      <w:r>
+        <w:t>int id, String name) {</w:t>
+      </w:r>
+    </w:p>
+    <w:p/>
+    <w:p>
+      <w:r>
+        <w:t xml:space="preserve">    public </w:t>
+      </w:r>
+      <w:proofErr w:type="gramStart"/>
+      <w:r>
+        <w:t>Employee(</w:t>
+      </w:r>
+      <w:proofErr w:type="gramEnd"/>
+      <w:r>
+        <w:t>int id) {</w:t>
+      </w:r>
+    </w:p>
+    <w:p>
+      <w:r>
+        <w:t xml:space="preserve">        </w:t>
+      </w:r>
+      <w:proofErr w:type="gramStart"/>
+      <w:r>
+        <w:t>this(</w:t>
+      </w:r>
+      <w:proofErr w:type="gramEnd"/>
+      <w:r>
+        <w:t>id, "Unknown");</w:t>
+      </w:r>
+    </w:p>
+    <w:p>
+      <w:r>
+        <w:lastRenderedPageBreak/>
         <w:t xml:space="preserve">    }</w:t>
       </w:r>
     </w:p>
@@ -12997,7 +14560,15 @@
     <w:p/>
     <w:p>
       <w:r>
-        <w:t xml:space="preserve">    public static void main(String[] </w:t>
+        <w:t xml:space="preserve">    public static void </w:t>
+      </w:r>
+      <w:proofErr w:type="gramStart"/>
+      <w:r>
+        <w:t>main(String[</w:t>
+      </w:r>
+      <w:proofErr w:type="gramEnd"/>
+      <w:r>
+        <w:t xml:space="preserve">] </w:t>
       </w:r>
       <w:proofErr w:type="spellStart"/>
       <w:r>
@@ -13011,7 +14582,15 @@
     <w:p/>
     <w:p>
       <w:r>
-        <w:t xml:space="preserve">        Employee e1 = new Employee(101);</w:t>
+        <w:t xml:space="preserve">        Employee e1 = new </w:t>
+      </w:r>
+      <w:proofErr w:type="gramStart"/>
+      <w:r>
+        <w:t>Employee(</w:t>
+      </w:r>
+      <w:proofErr w:type="gramEnd"/>
+      <w:r>
+        <w:t>101);</w:t>
       </w:r>
     </w:p>
     <w:p/>
@@ -13050,8 +14629,13 @@
       </w:r>
     </w:p>
     <w:p>
-      <w:r>
-        <w:t>Employee[id=101, name=Unknown]</w:t>
+      <w:proofErr w:type="gramStart"/>
+      <w:r>
+        <w:t>Employee[</w:t>
+      </w:r>
+      <w:proofErr w:type="gramEnd"/>
+      <w:r>
+        <w:t>id=101, name=Unknown]</w:t>
       </w:r>
     </w:p>
     <w:p>
@@ -13078,21 +14662,113 @@
     </w:p>
     <w:p>
       <w:r>
-        <w:t>record Employee(int id, String name) {</w:t>
-      </w:r>
-    </w:p>
-    <w:p/>
-    <w:p>
-      <w:r>
-        <w:t xml:space="preserve">    public Employee() {</w:t>
-      </w:r>
-    </w:p>
+        <w:t xml:space="preserve">record </w:t>
+      </w:r>
+      <w:proofErr w:type="gramStart"/>
+      <w:r>
+        <w:t>Employee(</w:t>
+      </w:r>
+      <w:proofErr w:type="gramEnd"/>
+      <w:r>
+        <w:t>int id, String name) {</w:t>
+      </w:r>
+    </w:p>
+    <w:p/>
+    <w:p>
+      <w:r>
+        <w:t xml:space="preserve">    public </w:t>
+      </w:r>
+      <w:proofErr w:type="gramStart"/>
+      <w:r>
+        <w:t>Employee(</w:t>
+      </w:r>
+      <w:proofErr w:type="gramEnd"/>
+      <w:r>
+        <w:t>) {</w:t>
+      </w:r>
+    </w:p>
+    <w:p>
+      <w:r>
+        <w:t xml:space="preserve">        </w:t>
+      </w:r>
+      <w:proofErr w:type="gramStart"/>
+      <w:r>
+        <w:t>this(</w:t>
+      </w:r>
+      <w:proofErr w:type="gramEnd"/>
+      <w:r>
+        <w:t>0, "Not Assigned");</w:t>
+      </w:r>
+    </w:p>
+    <w:p>
+      <w:r>
+        <w:t xml:space="preserve">    }</w:t>
+      </w:r>
+    </w:p>
+    <w:p/>
+    <w:p>
+      <w:r>
+        <w:t>}</w:t>
+      </w:r>
+    </w:p>
+    <w:p/>
+    <w:p>
+      <w:r>
+        <w:t>public class Main {</w:t>
+      </w:r>
+    </w:p>
+    <w:p/>
+    <w:p>
+      <w:r>
+        <w:t xml:space="preserve">    public static void </w:t>
+      </w:r>
+      <w:proofErr w:type="gramStart"/>
+      <w:r>
+        <w:t>main(String[</w:t>
+      </w:r>
+      <w:proofErr w:type="gramEnd"/>
+      <w:r>
+        <w:t xml:space="preserve">] </w:t>
+      </w:r>
+      <w:proofErr w:type="spellStart"/>
+      <w:r>
+        <w:t>args</w:t>
+      </w:r>
+      <w:proofErr w:type="spellEnd"/>
+      <w:r>
+        <w:t>) {</w:t>
+      </w:r>
+    </w:p>
+    <w:p/>
     <w:p>
       <w:r>
         <w:lastRenderedPageBreak/>
-        <w:t xml:space="preserve">        this(0, "Not Assigned");</w:t>
-      </w:r>
-    </w:p>
+        <w:t xml:space="preserve">        Employee e1 = new </w:t>
+      </w:r>
+      <w:proofErr w:type="gramStart"/>
+      <w:r>
+        <w:t>Employee(</w:t>
+      </w:r>
+      <w:proofErr w:type="gramEnd"/>
+      <w:r>
+        <w:t>);</w:t>
+      </w:r>
+    </w:p>
+    <w:p/>
+    <w:p>
+      <w:r>
+        <w:t xml:space="preserve">        </w:t>
+      </w:r>
+      <w:proofErr w:type="spellStart"/>
+      <w:r>
+        <w:t>System.out.println</w:t>
+      </w:r>
+      <w:proofErr w:type="spellEnd"/>
+      <w:r>
+        <w:t>(e1);</w:t>
+      </w:r>
+    </w:p>
+    <w:p/>
     <w:p>
       <w:r>
         <w:t xml:space="preserve">    }</w:t>
@@ -13104,58 +14780,6 @@
         <w:t>}</w:t>
       </w:r>
     </w:p>
-    <w:p/>
-    <w:p>
-      <w:r>
-        <w:t>public class Main {</w:t>
-      </w:r>
-    </w:p>
-    <w:p/>
-    <w:p>
-      <w:r>
-        <w:t xml:space="preserve">    public static void main(String[] </w:t>
-      </w:r>
-      <w:proofErr w:type="spellStart"/>
-      <w:r>
-        <w:t>args</w:t>
-      </w:r>
-      <w:proofErr w:type="spellEnd"/>
-      <w:r>
-        <w:t>) {</w:t>
-      </w:r>
-    </w:p>
-    <w:p/>
-    <w:p>
-      <w:r>
-        <w:t xml:space="preserve">        Employee e1 = new Employee();</w:t>
-      </w:r>
-    </w:p>
-    <w:p/>
-    <w:p>
-      <w:r>
-        <w:t xml:space="preserve">        </w:t>
-      </w:r>
-      <w:proofErr w:type="spellStart"/>
-      <w:r>
-        <w:t>System.out.println</w:t>
-      </w:r>
-      <w:proofErr w:type="spellEnd"/>
-      <w:r>
-        <w:t>(e1);</w:t>
-      </w:r>
-    </w:p>
-    <w:p/>
-    <w:p>
-      <w:r>
-        <w:t xml:space="preserve">    }</w:t>
-      </w:r>
-    </w:p>
-    <w:p/>
-    <w:p>
-      <w:r>
-        <w:t>}</w:t>
-      </w:r>
-    </w:p>
     <w:p>
       <w:r>
         <w:rPr>
@@ -13166,8 +14790,13 @@
       </w:r>
     </w:p>
     <w:p>
-      <w:r>
-        <w:t>Employee[id=0, name=Not Assigned]</w:t>
+      <w:proofErr w:type="gramStart"/>
+      <w:r>
+        <w:t>Employee[</w:t>
+      </w:r>
+      <w:proofErr w:type="gramEnd"/>
+      <w:r>
+        <w:t>id=0, name=Not Assigned]</w:t>
       </w:r>
     </w:p>
     <w:p/>
@@ -13221,10 +14850,12 @@
       </w:r>
     </w:p>
     <w:p>
+      <w:proofErr w:type="gramStart"/>
       <w:r>
         <w:t>if(</w:t>
       </w:r>
       <w:proofErr w:type="spellStart"/>
+      <w:proofErr w:type="gramEnd"/>
       <w:r>
         <w:t>obj</w:t>
       </w:r>
@@ -13238,8 +14869,13 @@
       </w:r>
       <w:proofErr w:type="spellEnd"/>
       <w:r>
-        <w:t xml:space="preserve"> String){</w:t>
-      </w:r>
+        <w:t xml:space="preserve"> </w:t>
+      </w:r>
+      <w:proofErr w:type="gramStart"/>
+      <w:r>
+        <w:t>String){</w:t>
+      </w:r>
+      <w:proofErr w:type="gramEnd"/>
     </w:p>
     <w:p/>
     <w:p>
@@ -13250,9 +14886,14 @@
     <w:p/>
     <w:p>
       <w:r>
-        <w:t>else if(</w:t>
-      </w:r>
-      <w:proofErr w:type="spellStart"/>
+        <w:t xml:space="preserve">else </w:t>
+      </w:r>
+      <w:proofErr w:type="gramStart"/>
+      <w:r>
+        <w:t>if(</w:t>
+      </w:r>
+      <w:proofErr w:type="spellStart"/>
+      <w:proofErr w:type="gramEnd"/>
       <w:r>
         <w:t>obj</w:t>
       </w:r>
@@ -13266,8 +14907,13 @@
       </w:r>
       <w:proofErr w:type="spellEnd"/>
       <w:r>
-        <w:t xml:space="preserve"> Integer){</w:t>
-      </w:r>
+        <w:t xml:space="preserve"> </w:t>
+      </w:r>
+      <w:proofErr w:type="gramStart"/>
+      <w:r>
+        <w:t>Integer){</w:t>
+      </w:r>
+      <w:proofErr w:type="gramEnd"/>
     </w:p>
     <w:p/>
     <w:p>
@@ -13278,9 +14924,14 @@
     <w:p/>
     <w:p>
       <w:r>
-        <w:t>else if(</w:t>
-      </w:r>
-      <w:proofErr w:type="spellStart"/>
+        <w:t xml:space="preserve">else </w:t>
+      </w:r>
+      <w:proofErr w:type="gramStart"/>
+      <w:r>
+        <w:t>if(</w:t>
+      </w:r>
+      <w:proofErr w:type="spellStart"/>
+      <w:proofErr w:type="gramEnd"/>
       <w:r>
         <w:t>obj</w:t>
       </w:r>
@@ -13294,8 +14945,13 @@
       </w:r>
       <w:proofErr w:type="spellEnd"/>
       <w:r>
-        <w:t xml:space="preserve"> Double){</w:t>
-      </w:r>
+        <w:t xml:space="preserve"> </w:t>
+      </w:r>
+      <w:proofErr w:type="gramStart"/>
+      <w:r>
+        <w:t>Double){</w:t>
+      </w:r>
+      <w:proofErr w:type="gramEnd"/>
     </w:p>
     <w:p/>
     <w:p>
@@ -13342,6 +14998,7 @@
     </w:p>
     <w:p>
       <w:r>
+        <w:lastRenderedPageBreak/>
         <w:pict w14:anchorId="7B895F77">
           <v:rect id="_x0000_i1167" style="width:0;height:1.5pt" o:hralign="center" o:hrstd="t" o:hr="t" fillcolor="#a0a0a0" stroked="f"/>
         </w:pict>
@@ -13432,7 +15089,15 @@
     <w:p/>
     <w:p>
       <w:r>
-        <w:t xml:space="preserve">    static String display(Object </w:t>
+        <w:t xml:space="preserve">    static String </w:t>
+      </w:r>
+      <w:proofErr w:type="gramStart"/>
+      <w:r>
+        <w:t>display(</w:t>
+      </w:r>
+      <w:proofErr w:type="gramEnd"/>
+      <w:r>
+        <w:t xml:space="preserve">Object </w:t>
       </w:r>
       <w:proofErr w:type="spellStart"/>
       <w:r>
@@ -13460,7 +15125,15 @@
     <w:p/>
     <w:p>
       <w:r>
-        <w:t xml:space="preserve">            case String s -&gt; "String : " + s;</w:t>
+        <w:t xml:space="preserve">            case String s -&gt; "</w:t>
+      </w:r>
+      <w:proofErr w:type="gramStart"/>
+      <w:r>
+        <w:t>String :</w:t>
+      </w:r>
+      <w:proofErr w:type="gramEnd"/>
+      <w:r>
+        <w:t xml:space="preserve"> " + s;</w:t>
       </w:r>
     </w:p>
     <w:p/>
@@ -13474,7 +15147,15 @@
       </w:r>
       <w:proofErr w:type="spellEnd"/>
       <w:r>
-        <w:t xml:space="preserve"> -&gt; "Integer : " + </w:t>
+        <w:t xml:space="preserve"> -&gt; "</w:t>
+      </w:r>
+      <w:proofErr w:type="gramStart"/>
+      <w:r>
+        <w:t>Integer :</w:t>
+      </w:r>
+      <w:proofErr w:type="gramEnd"/>
+      <w:r>
+        <w:t xml:space="preserve"> " + </w:t>
       </w:r>
       <w:proofErr w:type="spellStart"/>
       <w:r>
@@ -13488,7 +15169,15 @@
     <w:p/>
     <w:p>
       <w:r>
-        <w:t xml:space="preserve">            case Double d -&gt; "Double : " + d;</w:t>
+        <w:t xml:space="preserve">            case Double d -&gt; "</w:t>
+      </w:r>
+      <w:proofErr w:type="gramStart"/>
+      <w:r>
+        <w:t>Double :</w:t>
+      </w:r>
+      <w:proofErr w:type="gramEnd"/>
+      <w:r>
+        <w:t xml:space="preserve"> " + d;</w:t>
       </w:r>
     </w:p>
     <w:p/>
@@ -13500,7 +15189,6 @@
     <w:p/>
     <w:p>
       <w:r>
-        <w:lastRenderedPageBreak/>
         <w:t xml:space="preserve">        };</w:t>
       </w:r>
     </w:p>
@@ -13513,7 +15201,15 @@
     <w:p/>
     <w:p>
       <w:r>
-        <w:t xml:space="preserve">    public static void main(String[] </w:t>
+        <w:t xml:space="preserve">    public static void </w:t>
+      </w:r>
+      <w:proofErr w:type="gramStart"/>
+      <w:r>
+        <w:t>main(String[</w:t>
+      </w:r>
+      <w:proofErr w:type="gramEnd"/>
+      <w:r>
+        <w:t xml:space="preserve">] </w:t>
       </w:r>
       <w:proofErr w:type="spellStart"/>
       <w:r>
@@ -13549,7 +15245,15 @@
       </w:r>
       <w:proofErr w:type="spellEnd"/>
       <w:r>
-        <w:t>(display(100));</w:t>
+        <w:t>(</w:t>
+      </w:r>
+      <w:proofErr w:type="gramStart"/>
+      <w:r>
+        <w:t>display(</w:t>
+      </w:r>
+      <w:proofErr w:type="gramEnd"/>
+      <w:r>
+        <w:t>100));</w:t>
       </w:r>
     </w:p>
     <w:p/>
@@ -13563,7 +15267,15 @@
       </w:r>
       <w:proofErr w:type="spellEnd"/>
       <w:r>
-        <w:t>(display(45.5));</w:t>
+        <w:t>(</w:t>
+      </w:r>
+      <w:proofErr w:type="gramStart"/>
+      <w:r>
+        <w:t>display(</w:t>
+      </w:r>
+      <w:proofErr w:type="gramEnd"/>
+      <w:r>
+        <w:t>45.5));</w:t>
       </w:r>
     </w:p>
     <w:p/>
@@ -13594,20 +15306,35 @@
       </w:r>
     </w:p>
     <w:p>
-      <w:r>
-        <w:t>String : Java</w:t>
-      </w:r>
-    </w:p>
-    <w:p/>
-    <w:p>
-      <w:r>
-        <w:t>Integer : 100</w:t>
-      </w:r>
-    </w:p>
-    <w:p/>
-    <w:p>
-      <w:r>
-        <w:t>Double : 45.5</w:t>
+      <w:proofErr w:type="gramStart"/>
+      <w:r>
+        <w:t>String :</w:t>
+      </w:r>
+      <w:proofErr w:type="gramEnd"/>
+      <w:r>
+        <w:t xml:space="preserve"> Java</w:t>
+      </w:r>
+    </w:p>
+    <w:p/>
+    <w:p>
+      <w:proofErr w:type="gramStart"/>
+      <w:r>
+        <w:t>Integer :</w:t>
+      </w:r>
+      <w:proofErr w:type="gramEnd"/>
+      <w:r>
+        <w:t xml:space="preserve"> 100</w:t>
+      </w:r>
+    </w:p>
+    <w:p/>
+    <w:p>
+      <w:proofErr w:type="gramStart"/>
+      <w:r>
+        <w:t>Double :</w:t>
+      </w:r>
+      <w:proofErr w:type="gramEnd"/>
+      <w:r>
+        <w:t xml:space="preserve"> 45.5</w:t>
       </w:r>
     </w:p>
     <w:p>
@@ -13717,6 +15444,7 @@
     </w:p>
     <w:p>
       <w:r>
+        <w:lastRenderedPageBreak/>
         <w:pict w14:anchorId="0BD37A08">
           <v:rect id="_x0000_i1172" style="width:0;height:1.5pt" o:hralign="center" o:hrstd="t" o:hr="t" fillcolor="#a0a0a0" stroked="f"/>
         </w:pict>
@@ -13898,7 +15626,6 @@
           <w:b/>
           <w:bCs/>
         </w:rPr>
-        <w:lastRenderedPageBreak/>
         <w:t>Output</w:t>
       </w:r>
     </w:p>
